--- a/templates/REPORT_TEMPLATE_PATH.docx
+++ b/templates/REPORT_TEMPLATE_PATH.docx
@@ -282,12 +282,14 @@
         </w:rPr>
         <w:t>{{</w:t>
       </w:r>
+      <w:proofErr w:type="spellStart"/>
       <w:r>
         <w:rPr>
           <w:rFonts w:ascii="Tahoma" w:hAnsi="Tahoma" w:cs="Tahoma"/>
         </w:rPr>
         <w:t>email_address</w:t>
       </w:r>
+      <w:proofErr w:type="spellEnd"/>
       <w:r>
         <w:rPr>
           <w:rFonts w:ascii="Tahoma" w:hAnsi="Tahoma" w:cs="Tahoma"/>
@@ -390,7 +392,15 @@
           <w:rFonts w:ascii="Tahoma" w:hAnsi="Tahoma" w:cs="Tahoma"/>
           <w:b/>
         </w:rPr>
-        <w:t xml:space="preserve">    </w:t>
+        <w:t xml:space="preserve"> </w:t>
+      </w:r>
+      <w:proofErr w:type="gramStart"/>
+      <w:r>
+        <w:rPr>
+          <w:rFonts w:ascii="Tahoma" w:hAnsi="Tahoma" w:cs="Tahoma"/>
+          <w:b/>
+        </w:rPr>
+        <w:t xml:space="preserve">   </w:t>
       </w:r>
       <w:r>
         <w:rPr>
@@ -399,8 +409,19 @@
           <w:sz w:val="20"/>
           <w:szCs w:val="20"/>
         </w:rPr>
-        <w:t>{{</w:t>
+        <w:t>{</w:t>
       </w:r>
+      <w:proofErr w:type="gramEnd"/>
+      <w:r>
+        <w:rPr>
+          <w:b/>
+          <w:bCs/>
+          <w:sz w:val="20"/>
+          <w:szCs w:val="20"/>
+        </w:rPr>
+        <w:t>{</w:t>
+      </w:r>
+      <w:proofErr w:type="spellStart"/>
       <w:r>
         <w:rPr>
           <w:b/>
@@ -410,6 +431,7 @@
         </w:rPr>
         <w:t>CreationDate</w:t>
       </w:r>
+      <w:proofErr w:type="spellEnd"/>
       <w:r>
         <w:rPr>
           <w:b/>
@@ -474,12 +496,14 @@
         </w:rPr>
         <w:t>{{</w:t>
       </w:r>
+      <w:proofErr w:type="spellStart"/>
       <w:r>
         <w:rPr>
           <w:rFonts w:ascii="Tahoma" w:hAnsi="Tahoma" w:cs="Tahoma"/>
         </w:rPr>
         <w:t>name_premise</w:t>
       </w:r>
+      <w:proofErr w:type="spellEnd"/>
       <w:r>
         <w:rPr>
           <w:rFonts w:ascii="Tahoma" w:hAnsi="Tahoma" w:cs="Tahoma"/>
@@ -595,6 +619,7 @@
         </w:rPr>
         <w:t>{{</w:t>
       </w:r>
+      <w:proofErr w:type="spellStart"/>
       <w:r>
         <w:rPr>
           <w:rFonts w:ascii="Tahoma" w:hAnsi="Tahoma" w:cs="Tahoma"/>
@@ -603,6 +628,7 @@
         </w:rPr>
         <w:t>name_premise</w:t>
       </w:r>
+      <w:proofErr w:type="spellEnd"/>
       <w:r>
         <w:rPr>
           <w:rFonts w:ascii="Tahoma" w:hAnsi="Tahoma" w:cs="Tahoma"/>
@@ -627,6 +653,7 @@
         </w:rPr>
         <w:t>{{</w:t>
       </w:r>
+      <w:proofErr w:type="spellStart"/>
       <w:r>
         <w:rPr>
           <w:rFonts w:ascii="Tahoma" w:hAnsi="Tahoma" w:cs="Tahoma"/>
@@ -635,6 +662,7 @@
         </w:rPr>
         <w:t>MunicName</w:t>
       </w:r>
+      <w:proofErr w:type="spellEnd"/>
       <w:r>
         <w:rPr>
           <w:rFonts w:ascii="Tahoma" w:hAnsi="Tahoma" w:cs="Tahoma"/>
@@ -689,12 +717,14 @@
         </w:rPr>
         <w:t>{{</w:t>
       </w:r>
+      <w:proofErr w:type="spellStart"/>
       <w:r>
         <w:rPr>
           <w:rFonts w:ascii="Tahoma" w:hAnsi="Tahoma" w:cs="Tahoma"/>
         </w:rPr>
         <w:t>CreationDate</w:t>
       </w:r>
+      <w:proofErr w:type="spellEnd"/>
       <w:r>
         <w:rPr>
           <w:rFonts w:ascii="Tahoma" w:hAnsi="Tahoma" w:cs="Tahoma"/>
@@ -837,6 +867,7 @@
               </w:rPr>
               <w:t>{{</w:t>
             </w:r>
+            <w:proofErr w:type="spellStart"/>
             <w:r>
               <w:rPr>
                 <w:rFonts w:ascii="Tahoma" w:hAnsi="Tahoma" w:cs="Tahoma"/>
@@ -845,6 +876,7 @@
               </w:rPr>
               <w:t>name_premise</w:t>
             </w:r>
+            <w:proofErr w:type="spellEnd"/>
             <w:r>
               <w:rPr>
                 <w:rFonts w:ascii="Tahoma" w:hAnsi="Tahoma" w:cs="Tahoma"/>
@@ -945,6 +977,7 @@
                 <w:szCs w:val="18"/>
               </w:rPr>
             </w:pPr>
+            <w:proofErr w:type="spellStart"/>
             <w:r>
               <w:rPr>
                 <w:rFonts w:ascii="Tahoma" w:hAnsi="Tahoma" w:cs="Tahoma"/>
@@ -953,6 +986,7 @@
               </w:rPr>
               <w:t>Tel.No</w:t>
             </w:r>
+            <w:proofErr w:type="spellEnd"/>
             <w:r>
               <w:rPr>
                 <w:rFonts w:ascii="Tahoma" w:hAnsi="Tahoma" w:cs="Tahoma"/>
@@ -985,6 +1019,7 @@
               </w:rPr>
               <w:t>{{</w:t>
             </w:r>
+            <w:proofErr w:type="spellStart"/>
             <w:r>
               <w:rPr>
                 <w:rFonts w:ascii="Tahoma" w:hAnsi="Tahoma" w:cs="Tahoma"/>
@@ -993,6 +1028,7 @@
               </w:rPr>
               <w:t>telephone_no</w:t>
             </w:r>
+            <w:proofErr w:type="spellEnd"/>
             <w:r>
               <w:rPr>
                 <w:rFonts w:ascii="Tahoma" w:hAnsi="Tahoma" w:cs="Tahoma"/>
@@ -1063,6 +1099,7 @@
               </w:rPr>
               <w:t>{{</w:t>
             </w:r>
+            <w:proofErr w:type="spellStart"/>
             <w:r>
               <w:rPr>
                 <w:rFonts w:ascii="Tahoma" w:hAnsi="Tahoma" w:cs="Tahoma"/>
@@ -1071,6 +1108,7 @@
               </w:rPr>
               <w:t>owner_name</w:t>
             </w:r>
+            <w:proofErr w:type="spellEnd"/>
             <w:r>
               <w:rPr>
                 <w:rFonts w:ascii="Tahoma" w:hAnsi="Tahoma" w:cs="Tahoma"/>
@@ -1288,6 +1326,7 @@
               </w:rPr>
               <w:t>{{</w:t>
             </w:r>
+            <w:proofErr w:type="spellStart"/>
             <w:r>
               <w:rPr>
                 <w:rFonts w:ascii="Tahoma" w:hAnsi="Tahoma" w:cs="Tahoma"/>
@@ -1296,6 +1335,7 @@
               </w:rPr>
               <w:t>health_certificate</w:t>
             </w:r>
+            <w:proofErr w:type="spellEnd"/>
             <w:r>
               <w:rPr>
                 <w:rFonts w:ascii="Tahoma" w:hAnsi="Tahoma" w:cs="Tahoma"/>
@@ -1322,6 +1362,7 @@
             <w:r>
               <w:t>{{</w:t>
             </w:r>
+            <w:proofErr w:type="spellStart"/>
             <w:r>
               <w:rPr>
                 <w:rFonts w:ascii="Tahoma" w:hAnsi="Tahoma" w:cs="Tahoma"/>
@@ -1330,6 +1371,7 @@
               </w:rPr>
               <w:t>comment_coa</w:t>
             </w:r>
+            <w:proofErr w:type="spellEnd"/>
             <w:r>
               <w:rPr>
                 <w:rFonts w:ascii="Tahoma" w:hAnsi="Tahoma" w:cs="Tahoma"/>
@@ -1393,6 +1435,7 @@
             <w:r>
               <w:t>{{</w:t>
             </w:r>
+            <w:proofErr w:type="spellStart"/>
             <w:r>
               <w:rPr>
                 <w:rFonts w:ascii="Tahoma" w:hAnsi="Tahoma" w:cs="Tahoma"/>
@@ -1401,6 +1444,7 @@
               </w:rPr>
               <w:t>expiry_date</w:t>
             </w:r>
+            <w:proofErr w:type="spellEnd"/>
             <w:r>
               <w:rPr>
                 <w:rFonts w:ascii="Tahoma" w:hAnsi="Tahoma" w:cs="Tahoma"/>
@@ -1479,6 +1523,7 @@
             <w:r>
               <w:t>{{</w:t>
             </w:r>
+            <w:proofErr w:type="spellStart"/>
             <w:r>
               <w:rPr>
                 <w:rFonts w:ascii="Tahoma" w:hAnsi="Tahoma" w:cs="Tahoma"/>
@@ -1487,6 +1532,7 @@
               </w:rPr>
               <w:t>relevant_permit</w:t>
             </w:r>
+            <w:proofErr w:type="spellEnd"/>
             <w:r>
               <w:rPr>
                 <w:rFonts w:ascii="Tahoma" w:hAnsi="Tahoma" w:cs="Tahoma"/>
@@ -1835,6 +1881,7 @@
               </w:rPr>
               <w:t>{{</w:t>
             </w:r>
+            <w:proofErr w:type="spellStart"/>
             <w:r>
               <w:rPr>
                 <w:rFonts w:ascii="Tahoma" w:hAnsi="Tahoma" w:cs="Tahoma"/>
@@ -1843,6 +1890,7 @@
               </w:rPr>
               <w:t>cleanable_material</w:t>
             </w:r>
+            <w:proofErr w:type="spellEnd"/>
             <w:r>
               <w:rPr>
                 <w:rFonts w:ascii="Tahoma" w:hAnsi="Tahoma" w:cs="Tahoma"/>
@@ -1952,6 +2000,7 @@
                 <w:szCs w:val="18"/>
               </w:rPr>
             </w:pPr>
+            <w:proofErr w:type="gramStart"/>
             <w:r>
               <w:rPr>
                 <w:rFonts w:ascii="Tahoma" w:hAnsi="Tahoma" w:cs="Tahoma"/>
@@ -1966,7 +2015,34 @@
                 <w:sz w:val="18"/>
                 <w:szCs w:val="18"/>
               </w:rPr>
-              <w:t>internal_walls</w:t>
+              <w:t xml:space="preserve"> </w:t>
+            </w:r>
+            <w:proofErr w:type="spellStart"/>
+            <w:r>
+              <w:rPr>
+                <w:rFonts w:ascii="Tahoma" w:hAnsi="Tahoma" w:cs="Tahoma"/>
+                <w:sz w:val="18"/>
+                <w:szCs w:val="18"/>
+              </w:rPr>
+              <w:t>internal</w:t>
+            </w:r>
+            <w:proofErr w:type="gramEnd"/>
+            <w:r>
+              <w:rPr>
+                <w:rFonts w:ascii="Tahoma" w:hAnsi="Tahoma" w:cs="Tahoma"/>
+                <w:sz w:val="18"/>
+                <w:szCs w:val="18"/>
+              </w:rPr>
+              <w:t>_walls</w:t>
+            </w:r>
+            <w:proofErr w:type="spellEnd"/>
+            <w:r>
+              <w:rPr>
+                <w:rFonts w:ascii="Tahoma" w:hAnsi="Tahoma" w:cs="Tahoma"/>
+                <w:sz w:val="18"/>
+                <w:szCs w:val="18"/>
+              </w:rPr>
+              <w:t xml:space="preserve"> </w:t>
             </w:r>
             <w:r>
               <w:rPr>
@@ -1982,70 +2058,6 @@
           <w:tcPr>
             <w:tcW w:w="5580" w:type="dxa"/>
           </w:tcPr>
-          <w:p>
-            <w:pPr>
-              <w:pStyle w:val="NoSpacing"/>
-              <w:rPr>
-                <w:rFonts w:ascii="Tahoma" w:hAnsi="Tahoma" w:cs="Tahoma"/>
-                <w:sz w:val="18"/>
-                <w:szCs w:val="18"/>
-              </w:rPr>
-            </w:pPr>
-            <w:r>
-              <w:rPr>
-                <w:rFonts w:ascii="Tahoma" w:hAnsi="Tahoma" w:cs="Tahoma"/>
-                <w:sz w:val="18"/>
-                <w:szCs w:val="18"/>
-              </w:rPr>
-              <w:t>{{</w:t>
-            </w:r>
-            <w:r>
-              <w:rPr>
-                <w:rFonts w:ascii="Tahoma" w:hAnsi="Tahoma" w:cs="Tahoma"/>
-                <w:sz w:val="18"/>
-                <w:szCs w:val="18"/>
-              </w:rPr>
-              <w:t xml:space="preserve">if </w:t>
-            </w:r>
-            <w:r>
-              <w:rPr>
-                <w:rFonts w:ascii="Tahoma" w:hAnsi="Tahoma" w:cs="Tahoma"/>
-                <w:sz w:val="18"/>
-                <w:szCs w:val="18"/>
-              </w:rPr>
-              <w:t>internal_walls</w:t>
-            </w:r>
-            <w:r>
-              <w:rPr>
-                <w:rFonts w:ascii="Tahoma" w:hAnsi="Tahoma" w:cs="Tahoma"/>
-                <w:sz w:val="18"/>
-                <w:szCs w:val="18"/>
-              </w:rPr>
-              <w:t xml:space="preserve"> == </w:t>
-            </w:r>
-            <w:r>
-              <w:t>"</w:t>
-            </w:r>
-            <w:r>
-              <w:rPr>
-                <w:rFonts w:ascii="Tahoma" w:hAnsi="Tahoma" w:cs="Tahoma"/>
-                <w:sz w:val="18"/>
-                <w:szCs w:val="18"/>
-              </w:rPr>
-              <w:t>no</w:t>
-            </w:r>
-            <w:r>
-              <w:t>"</w:t>
-            </w:r>
-            <w:r>
-              <w:rPr>
-                <w:rFonts w:ascii="Tahoma" w:hAnsi="Tahoma" w:cs="Tahoma"/>
-                <w:sz w:val="18"/>
-                <w:szCs w:val="18"/>
-              </w:rPr>
-              <w:t>}}</w:t>
-            </w:r>
-          </w:p>
           <w:p>
             <w:pPr>
               <w:pStyle w:val="NoSpacing"/>
@@ -2286,7 +2298,6 @@
                 <w:sz w:val="18"/>
                 <w:szCs w:val="18"/>
               </w:rPr>
-              <w:lastRenderedPageBreak/>
               <w:t>Cleanable material</w:t>
             </w:r>
             <w:r>
@@ -2313,6 +2324,7 @@
                 <w:szCs w:val="18"/>
               </w:rPr>
             </w:pPr>
+            <w:proofErr w:type="gramStart"/>
             <w:r>
               <w:rPr>
                 <w:rFonts w:ascii="Tahoma" w:hAnsi="Tahoma" w:cs="Tahoma"/>
@@ -2330,7 +2342,16 @@
                 <w:sz w:val="18"/>
                 <w:szCs w:val="18"/>
               </w:rPr>
-              <w:t>cleanable_material_1</w:t>
+              <w:t>cleanable</w:t>
+            </w:r>
+            <w:proofErr w:type="gramEnd"/>
+            <w:r>
+              <w:rPr>
+                <w:rFonts w:ascii="Tahoma" w:hAnsi="Tahoma" w:cs="Tahoma"/>
+                <w:sz w:val="18"/>
+                <w:szCs w:val="18"/>
+              </w:rPr>
+              <w:t>_material_1</w:t>
             </w:r>
             <w:r>
               <w:rPr>
@@ -2441,6 +2462,7 @@
                 <w:sz w:val="18"/>
                 <w:szCs w:val="18"/>
               </w:rPr>
+              <w:lastRenderedPageBreak/>
               <w:t>Dustproof</w:t>
             </w:r>
             <w:r>
@@ -2522,6 +2544,7 @@
               </w:rPr>
               <w:t>comment</w:t>
             </w:r>
+            <w:proofErr w:type="gramStart"/>
             <w:r>
               <w:rPr>
                 <w:rFonts w:ascii="Tahoma" w:hAnsi="Tahoma" w:cs="Tahoma"/>
@@ -2544,7 +2567,16 @@
                 <w:sz w:val="18"/>
                 <w:szCs w:val="18"/>
               </w:rPr>
-              <w:t>}}</w:t>
+              <w:t>}</w:t>
+            </w:r>
+            <w:proofErr w:type="gramEnd"/>
+            <w:r>
+              <w:rPr>
+                <w:rFonts w:ascii="Tahoma" w:hAnsi="Tahoma" w:cs="Tahoma"/>
+                <w:sz w:val="18"/>
+                <w:szCs w:val="18"/>
+              </w:rPr>
+              <w:t>}</w:t>
             </w:r>
           </w:p>
           <w:p>
@@ -2795,6 +2827,7 @@
                 <w:szCs w:val="18"/>
               </w:rPr>
             </w:pPr>
+            <w:proofErr w:type="gramStart"/>
             <w:r>
               <w:t>{{</w:t>
             </w:r>
@@ -2812,7 +2845,24 @@
                 <w:sz w:val="18"/>
                 <w:szCs w:val="18"/>
               </w:rPr>
-              <w:t>employees0</w:t>
+              <w:t>employees</w:t>
+            </w:r>
+            <w:proofErr w:type="gramEnd"/>
+            <w:r>
+              <w:rPr>
+                <w:rFonts w:ascii="Tahoma" w:hAnsi="Tahoma" w:cs="Tahoma"/>
+                <w:sz w:val="18"/>
+                <w:szCs w:val="18"/>
+              </w:rPr>
+              <w:t>0</w:t>
+            </w:r>
+            <w:r>
+              <w:rPr>
+                <w:rFonts w:ascii="Tahoma" w:hAnsi="Tahoma" w:cs="Tahoma"/>
+                <w:sz w:val="18"/>
+                <w:szCs w:val="18"/>
+              </w:rPr>
+              <w:t xml:space="preserve"> </w:t>
             </w:r>
             <w:r>
               <w:rPr>
@@ -3044,20 +3094,32 @@
                 <w:szCs w:val="18"/>
               </w:rPr>
             </w:pPr>
+            <w:proofErr w:type="gramStart"/>
             <w:r>
               <w:t>{{</w:t>
             </w:r>
             <w:r>
               <w:t xml:space="preserve"> </w:t>
             </w:r>
-            <w:r>
-              <w:rPr>
-                <w:rFonts w:ascii="Tahoma" w:hAnsi="Tahoma" w:cs="Tahoma"/>
-                <w:sz w:val="18"/>
-                <w:szCs w:val="18"/>
-              </w:rPr>
-              <w:t>different_sexes</w:t>
-            </w:r>
+            <w:proofErr w:type="spellStart"/>
+            <w:r>
+              <w:rPr>
+                <w:rFonts w:ascii="Tahoma" w:hAnsi="Tahoma" w:cs="Tahoma"/>
+                <w:sz w:val="18"/>
+                <w:szCs w:val="18"/>
+              </w:rPr>
+              <w:t>different</w:t>
+            </w:r>
+            <w:proofErr w:type="gramEnd"/>
+            <w:r>
+              <w:rPr>
+                <w:rFonts w:ascii="Tahoma" w:hAnsi="Tahoma" w:cs="Tahoma"/>
+                <w:sz w:val="18"/>
+                <w:szCs w:val="18"/>
+              </w:rPr>
+              <w:t>_sexes</w:t>
+            </w:r>
+            <w:proofErr w:type="spellEnd"/>
             <w:r>
               <w:rPr>
                 <w:rFonts w:ascii="Tahoma" w:hAnsi="Tahoma" w:cs="Tahoma"/>
@@ -3397,20 +3459,32 @@
                 <w:szCs w:val="18"/>
               </w:rPr>
             </w:pPr>
+            <w:proofErr w:type="gramStart"/>
             <w:r>
               <w:t>{{</w:t>
             </w:r>
             <w:r>
               <w:t xml:space="preserve"> </w:t>
             </w:r>
-            <w:r>
-              <w:rPr>
-                <w:rFonts w:ascii="Tahoma" w:hAnsi="Tahoma" w:cs="Tahoma"/>
-                <w:sz w:val="18"/>
-                <w:szCs w:val="18"/>
-              </w:rPr>
-              <w:t>hot_and_cold</w:t>
-            </w:r>
+            <w:proofErr w:type="spellStart"/>
+            <w:r>
+              <w:rPr>
+                <w:rFonts w:ascii="Tahoma" w:hAnsi="Tahoma" w:cs="Tahoma"/>
+                <w:sz w:val="18"/>
+                <w:szCs w:val="18"/>
+              </w:rPr>
+              <w:t>hot</w:t>
+            </w:r>
+            <w:proofErr w:type="gramEnd"/>
+            <w:r>
+              <w:rPr>
+                <w:rFonts w:ascii="Tahoma" w:hAnsi="Tahoma" w:cs="Tahoma"/>
+                <w:sz w:val="18"/>
+                <w:szCs w:val="18"/>
+              </w:rPr>
+              <w:t>_and_cold</w:t>
+            </w:r>
+            <w:proofErr w:type="spellEnd"/>
             <w:r>
               <w:rPr>
                 <w:rFonts w:ascii="Tahoma" w:hAnsi="Tahoma" w:cs="Tahoma"/>
@@ -3562,20 +3636,32 @@
                 <w:szCs w:val="18"/>
               </w:rPr>
             </w:pPr>
+            <w:proofErr w:type="gramStart"/>
             <w:r>
               <w:t>{{</w:t>
             </w:r>
             <w:r>
               <w:t xml:space="preserve"> </w:t>
             </w:r>
-            <w:r>
-              <w:rPr>
-                <w:rFonts w:ascii="Tahoma" w:hAnsi="Tahoma" w:cs="Tahoma"/>
-                <w:sz w:val="18"/>
-                <w:szCs w:val="18"/>
-              </w:rPr>
-              <w:t>working_surface</w:t>
-            </w:r>
+            <w:proofErr w:type="spellStart"/>
+            <w:r>
+              <w:rPr>
+                <w:rFonts w:ascii="Tahoma" w:hAnsi="Tahoma" w:cs="Tahoma"/>
+                <w:sz w:val="18"/>
+                <w:szCs w:val="18"/>
+              </w:rPr>
+              <w:t>working</w:t>
+            </w:r>
+            <w:proofErr w:type="gramEnd"/>
+            <w:r>
+              <w:rPr>
+                <w:rFonts w:ascii="Tahoma" w:hAnsi="Tahoma" w:cs="Tahoma"/>
+                <w:sz w:val="18"/>
+                <w:szCs w:val="18"/>
+              </w:rPr>
+              <w:t>_surface</w:t>
+            </w:r>
+            <w:proofErr w:type="spellEnd"/>
             <w:r>
               <w:rPr>
                 <w:rFonts w:ascii="Tahoma" w:hAnsi="Tahoma" w:cs="Tahoma"/>
@@ -3732,6 +3818,7 @@
               </w:rPr>
               <w:t xml:space="preserve"> </w:t>
             </w:r>
+            <w:proofErr w:type="gramStart"/>
             <w:r>
               <w:rPr>
                 <w:rFonts w:ascii="Tahoma" w:hAnsi="Tahoma" w:cs="Tahoma"/>
@@ -3742,6 +3829,7 @@
               </w:rPr>
               <w:t>table tops</w:t>
             </w:r>
+            <w:proofErr w:type="gramEnd"/>
           </w:p>
         </w:tc>
       </w:tr>
@@ -3802,6 +3890,7 @@
                 <w:szCs w:val="18"/>
               </w:rPr>
             </w:pPr>
+            <w:proofErr w:type="gramStart"/>
             <w:r>
               <w:t>{{</w:t>
             </w:r>
@@ -3816,6 +3905,7 @@
               </w:rPr>
               <w:t>durable</w:t>
             </w:r>
+            <w:proofErr w:type="gramEnd"/>
             <w:r>
               <w:rPr>
                 <w:rFonts w:ascii="Tahoma" w:hAnsi="Tahoma" w:cs="Tahoma"/>
@@ -3925,6 +4015,7 @@
                 <w:szCs w:val="18"/>
               </w:rPr>
             </w:pPr>
+            <w:proofErr w:type="gramStart"/>
             <w:r>
               <w:t>{{</w:t>
             </w:r>
@@ -3937,7 +4028,16 @@
                 <w:sz w:val="18"/>
                 <w:szCs w:val="18"/>
               </w:rPr>
-              <w:t>cleanable_mat1</w:t>
+              <w:t>cleanable</w:t>
+            </w:r>
+            <w:proofErr w:type="gramEnd"/>
+            <w:r>
+              <w:rPr>
+                <w:rFonts w:ascii="Tahoma" w:hAnsi="Tahoma" w:cs="Tahoma"/>
+                <w:sz w:val="18"/>
+                <w:szCs w:val="18"/>
+              </w:rPr>
+              <w:t>_mat1</w:t>
             </w:r>
             <w:r>
               <w:rPr>
@@ -4066,20 +4166,32 @@
                 <w:szCs w:val="18"/>
               </w:rPr>
             </w:pPr>
+            <w:proofErr w:type="gramStart"/>
             <w:r>
               <w:t>{{</w:t>
             </w:r>
             <w:r>
               <w:t xml:space="preserve"> </w:t>
             </w:r>
-            <w:r>
-              <w:rPr>
-                <w:rFonts w:ascii="Tahoma" w:hAnsi="Tahoma" w:cs="Tahoma"/>
-                <w:sz w:val="18"/>
-                <w:szCs w:val="18"/>
-              </w:rPr>
-              <w:t>adequate_cupboards</w:t>
-            </w:r>
+            <w:proofErr w:type="spellStart"/>
+            <w:r>
+              <w:rPr>
+                <w:rFonts w:ascii="Tahoma" w:hAnsi="Tahoma" w:cs="Tahoma"/>
+                <w:sz w:val="18"/>
+                <w:szCs w:val="18"/>
+              </w:rPr>
+              <w:t>adequate</w:t>
+            </w:r>
+            <w:proofErr w:type="gramEnd"/>
+            <w:r>
+              <w:rPr>
+                <w:rFonts w:ascii="Tahoma" w:hAnsi="Tahoma" w:cs="Tahoma"/>
+                <w:sz w:val="18"/>
+                <w:szCs w:val="18"/>
+              </w:rPr>
+              <w:t>_cupboards</w:t>
+            </w:r>
+            <w:proofErr w:type="spellEnd"/>
             <w:r>
               <w:rPr>
                 <w:rFonts w:ascii="Tahoma" w:hAnsi="Tahoma" w:cs="Tahoma"/>
@@ -4479,20 +4591,32 @@
                 <w:szCs w:val="18"/>
               </w:rPr>
             </w:pPr>
+            <w:proofErr w:type="gramStart"/>
             <w:r>
               <w:t>{{</w:t>
             </w:r>
             <w:r>
               <w:t xml:space="preserve"> </w:t>
             </w:r>
-            <w:r>
-              <w:rPr>
-                <w:rFonts w:ascii="Tahoma" w:hAnsi="Tahoma" w:cs="Tahoma"/>
-                <w:sz w:val="18"/>
-                <w:szCs w:val="18"/>
-              </w:rPr>
-              <w:t>personal_belongings</w:t>
-            </w:r>
+            <w:proofErr w:type="spellStart"/>
+            <w:r>
+              <w:rPr>
+                <w:rFonts w:ascii="Tahoma" w:hAnsi="Tahoma" w:cs="Tahoma"/>
+                <w:sz w:val="18"/>
+                <w:szCs w:val="18"/>
+              </w:rPr>
+              <w:t>personal</w:t>
+            </w:r>
+            <w:proofErr w:type="gramEnd"/>
+            <w:r>
+              <w:rPr>
+                <w:rFonts w:ascii="Tahoma" w:hAnsi="Tahoma" w:cs="Tahoma"/>
+                <w:sz w:val="18"/>
+                <w:szCs w:val="18"/>
+              </w:rPr>
+              <w:t>_belongings</w:t>
+            </w:r>
+            <w:proofErr w:type="spellEnd"/>
             <w:r>
               <w:rPr>
                 <w:rFonts w:ascii="Tahoma" w:hAnsi="Tahoma" w:cs="Tahoma"/>
@@ -4602,20 +4726,32 @@
                 <w:szCs w:val="18"/>
               </w:rPr>
             </w:pPr>
+            <w:proofErr w:type="gramStart"/>
             <w:r>
               <w:t>{{</w:t>
             </w:r>
             <w:r>
               <w:t xml:space="preserve"> </w:t>
             </w:r>
-            <w:r>
-              <w:rPr>
-                <w:rFonts w:ascii="Tahoma" w:hAnsi="Tahoma" w:cs="Tahoma"/>
-                <w:sz w:val="18"/>
-                <w:szCs w:val="18"/>
-              </w:rPr>
-              <w:t>hand_basin</w:t>
-            </w:r>
+            <w:proofErr w:type="spellStart"/>
+            <w:r>
+              <w:rPr>
+                <w:rFonts w:ascii="Tahoma" w:hAnsi="Tahoma" w:cs="Tahoma"/>
+                <w:sz w:val="18"/>
+                <w:szCs w:val="18"/>
+              </w:rPr>
+              <w:t>hand</w:t>
+            </w:r>
+            <w:proofErr w:type="gramEnd"/>
+            <w:r>
+              <w:rPr>
+                <w:rFonts w:ascii="Tahoma" w:hAnsi="Tahoma" w:cs="Tahoma"/>
+                <w:sz w:val="18"/>
+                <w:szCs w:val="18"/>
+              </w:rPr>
+              <w:t>_basin</w:t>
+            </w:r>
+            <w:proofErr w:type="spellEnd"/>
             <w:r>
               <w:rPr>
                 <w:rFonts w:ascii="Tahoma" w:hAnsi="Tahoma" w:cs="Tahoma"/>
@@ -4723,20 +4859,32 @@
                 <w:szCs w:val="18"/>
               </w:rPr>
             </w:pPr>
+            <w:proofErr w:type="gramStart"/>
             <w:r>
               <w:t>{{</w:t>
             </w:r>
             <w:r>
               <w:t xml:space="preserve"> </w:t>
             </w:r>
-            <w:r>
-              <w:rPr>
-                <w:rFonts w:ascii="Tahoma" w:hAnsi="Tahoma" w:cs="Tahoma"/>
-                <w:sz w:val="18"/>
-                <w:szCs w:val="18"/>
-              </w:rPr>
-              <w:t>hot_cold</w:t>
-            </w:r>
+            <w:proofErr w:type="spellStart"/>
+            <w:r>
+              <w:rPr>
+                <w:rFonts w:ascii="Tahoma" w:hAnsi="Tahoma" w:cs="Tahoma"/>
+                <w:sz w:val="18"/>
+                <w:szCs w:val="18"/>
+              </w:rPr>
+              <w:t>hot</w:t>
+            </w:r>
+            <w:proofErr w:type="gramEnd"/>
+            <w:r>
+              <w:rPr>
+                <w:rFonts w:ascii="Tahoma" w:hAnsi="Tahoma" w:cs="Tahoma"/>
+                <w:sz w:val="18"/>
+                <w:szCs w:val="18"/>
+              </w:rPr>
+              <w:t>_cold</w:t>
+            </w:r>
+            <w:proofErr w:type="spellEnd"/>
             <w:r>
               <w:rPr>
                 <w:rFonts w:ascii="Tahoma" w:hAnsi="Tahoma" w:cs="Tahoma"/>
@@ -4908,20 +5056,32 @@
                 <w:szCs w:val="18"/>
               </w:rPr>
             </w:pPr>
+            <w:proofErr w:type="gramStart"/>
             <w:r>
               <w:t>{{</w:t>
             </w:r>
             <w:r>
               <w:t xml:space="preserve"> </w:t>
             </w:r>
-            <w:r>
-              <w:rPr>
-                <w:rFonts w:ascii="Tahoma" w:hAnsi="Tahoma" w:cs="Tahoma"/>
-                <w:sz w:val="18"/>
-                <w:szCs w:val="18"/>
-              </w:rPr>
-              <w:t>adequate_refuse</w:t>
-            </w:r>
+            <w:proofErr w:type="spellStart"/>
+            <w:r>
+              <w:rPr>
+                <w:rFonts w:ascii="Tahoma" w:hAnsi="Tahoma" w:cs="Tahoma"/>
+                <w:sz w:val="18"/>
+                <w:szCs w:val="18"/>
+              </w:rPr>
+              <w:t>adequate</w:t>
+            </w:r>
+            <w:proofErr w:type="gramEnd"/>
+            <w:r>
+              <w:rPr>
+                <w:rFonts w:ascii="Tahoma" w:hAnsi="Tahoma" w:cs="Tahoma"/>
+                <w:sz w:val="18"/>
+                <w:szCs w:val="18"/>
+              </w:rPr>
+              <w:t>_refuse</w:t>
+            </w:r>
+            <w:proofErr w:type="spellEnd"/>
             <w:r>
               <w:rPr>
                 <w:rFonts w:ascii="Tahoma" w:hAnsi="Tahoma" w:cs="Tahoma"/>
@@ -5092,20 +5252,32 @@
                 <w:szCs w:val="18"/>
               </w:rPr>
             </w:pPr>
+            <w:proofErr w:type="gramStart"/>
             <w:r>
               <w:t>{{</w:t>
             </w:r>
             <w:r>
               <w:t xml:space="preserve"> </w:t>
             </w:r>
-            <w:r>
-              <w:rPr>
-                <w:rFonts w:ascii="Tahoma" w:hAnsi="Tahoma" w:cs="Tahoma"/>
-                <w:sz w:val="18"/>
-                <w:szCs w:val="18"/>
-              </w:rPr>
-              <w:t>clean_sanitary</w:t>
-            </w:r>
+            <w:proofErr w:type="spellStart"/>
+            <w:r>
+              <w:rPr>
+                <w:rFonts w:ascii="Tahoma" w:hAnsi="Tahoma" w:cs="Tahoma"/>
+                <w:sz w:val="18"/>
+                <w:szCs w:val="18"/>
+              </w:rPr>
+              <w:t>clean</w:t>
+            </w:r>
+            <w:proofErr w:type="gramEnd"/>
+            <w:r>
+              <w:rPr>
+                <w:rFonts w:ascii="Tahoma" w:hAnsi="Tahoma" w:cs="Tahoma"/>
+                <w:sz w:val="18"/>
+                <w:szCs w:val="18"/>
+              </w:rPr>
+              <w:t>_sanitary</w:t>
+            </w:r>
+            <w:proofErr w:type="spellEnd"/>
             <w:r>
               <w:rPr>
                 <w:rFonts w:ascii="Tahoma" w:hAnsi="Tahoma" w:cs="Tahoma"/>
@@ -5223,20 +5395,32 @@
                 <w:szCs w:val="18"/>
               </w:rPr>
             </w:pPr>
+            <w:proofErr w:type="gramStart"/>
             <w:r>
               <w:t>{{</w:t>
             </w:r>
             <w:r>
               <w:t xml:space="preserve"> </w:t>
             </w:r>
-            <w:r>
-              <w:rPr>
-                <w:rFonts w:ascii="Tahoma" w:hAnsi="Tahoma" w:cs="Tahoma"/>
-                <w:sz w:val="18"/>
-                <w:szCs w:val="18"/>
-              </w:rPr>
-              <w:t>instruments_disinfected</w:t>
-            </w:r>
+            <w:proofErr w:type="spellStart"/>
+            <w:r>
+              <w:rPr>
+                <w:rFonts w:ascii="Tahoma" w:hAnsi="Tahoma" w:cs="Tahoma"/>
+                <w:sz w:val="18"/>
+                <w:szCs w:val="18"/>
+              </w:rPr>
+              <w:t>instruments</w:t>
+            </w:r>
+            <w:proofErr w:type="gramEnd"/>
+            <w:r>
+              <w:rPr>
+                <w:rFonts w:ascii="Tahoma" w:hAnsi="Tahoma" w:cs="Tahoma"/>
+                <w:sz w:val="18"/>
+                <w:szCs w:val="18"/>
+              </w:rPr>
+              <w:t>_disinfected</w:t>
+            </w:r>
+            <w:proofErr w:type="spellEnd"/>
             <w:r>
               <w:rPr>
                 <w:rFonts w:ascii="Tahoma" w:hAnsi="Tahoma" w:cs="Tahoma"/>
@@ -5372,20 +5556,32 @@
                 <w:szCs w:val="18"/>
               </w:rPr>
             </w:pPr>
+            <w:proofErr w:type="gramStart"/>
             <w:r>
               <w:t>{{</w:t>
             </w:r>
             <w:r>
               <w:t xml:space="preserve"> </w:t>
             </w:r>
-            <w:r>
-              <w:rPr>
-                <w:rFonts w:ascii="Tahoma" w:hAnsi="Tahoma" w:cs="Tahoma"/>
-                <w:sz w:val="18"/>
-                <w:szCs w:val="18"/>
-              </w:rPr>
-              <w:t>type_disinfectant</w:t>
-            </w:r>
+            <w:proofErr w:type="spellStart"/>
+            <w:r>
+              <w:rPr>
+                <w:rFonts w:ascii="Tahoma" w:hAnsi="Tahoma" w:cs="Tahoma"/>
+                <w:sz w:val="18"/>
+                <w:szCs w:val="18"/>
+              </w:rPr>
+              <w:t>type</w:t>
+            </w:r>
+            <w:proofErr w:type="gramEnd"/>
+            <w:r>
+              <w:rPr>
+                <w:rFonts w:ascii="Tahoma" w:hAnsi="Tahoma" w:cs="Tahoma"/>
+                <w:sz w:val="18"/>
+                <w:szCs w:val="18"/>
+              </w:rPr>
+              <w:t>_disinfectant</w:t>
+            </w:r>
+            <w:proofErr w:type="spellEnd"/>
             <w:r>
               <w:rPr>
                 <w:rFonts w:ascii="Tahoma" w:hAnsi="Tahoma" w:cs="Tahoma"/>
@@ -5486,8 +5682,20 @@
                 <w:sz w:val="18"/>
                 <w:szCs w:val="18"/>
               </w:rPr>
-              <w:t>If bloo:sterilizer</w:t>
-            </w:r>
+              <w:t xml:space="preserve">If </w:t>
+            </w:r>
+            <w:proofErr w:type="spellStart"/>
+            <w:proofErr w:type="gramStart"/>
+            <w:r>
+              <w:rPr>
+                <w:rFonts w:ascii="Tahoma" w:hAnsi="Tahoma" w:cs="Tahoma"/>
+                <w:sz w:val="18"/>
+                <w:szCs w:val="18"/>
+              </w:rPr>
+              <w:t>bloo:sterilizer</w:t>
+            </w:r>
+            <w:proofErr w:type="spellEnd"/>
+            <w:proofErr w:type="gramEnd"/>
           </w:p>
         </w:tc>
         <w:tc>
@@ -5503,20 +5711,32 @@
                 <w:szCs w:val="18"/>
               </w:rPr>
             </w:pPr>
+            <w:proofErr w:type="gramStart"/>
             <w:r>
               <w:t>{{</w:t>
             </w:r>
             <w:r>
               <w:t xml:space="preserve"> </w:t>
             </w:r>
-            <w:r>
-              <w:rPr>
-                <w:rFonts w:ascii="Tahoma" w:hAnsi="Tahoma" w:cs="Tahoma"/>
-                <w:sz w:val="18"/>
-                <w:szCs w:val="18"/>
-              </w:rPr>
-              <w:t>blood_sterilizer</w:t>
-            </w:r>
+            <w:proofErr w:type="spellStart"/>
+            <w:r>
+              <w:rPr>
+                <w:rFonts w:ascii="Tahoma" w:hAnsi="Tahoma" w:cs="Tahoma"/>
+                <w:sz w:val="18"/>
+                <w:szCs w:val="18"/>
+              </w:rPr>
+              <w:t>blood</w:t>
+            </w:r>
+            <w:proofErr w:type="gramEnd"/>
+            <w:r>
+              <w:rPr>
+                <w:rFonts w:ascii="Tahoma" w:hAnsi="Tahoma" w:cs="Tahoma"/>
+                <w:sz w:val="18"/>
+                <w:szCs w:val="18"/>
+              </w:rPr>
+              <w:t>_sterilizer</w:t>
+            </w:r>
+            <w:proofErr w:type="spellEnd"/>
             <w:r>
               <w:rPr>
                 <w:rFonts w:ascii="Tahoma" w:hAnsi="Tahoma" w:cs="Tahoma"/>
@@ -5635,7 +5855,6 @@
                 <w:sz w:val="18"/>
                 <w:szCs w:val="18"/>
               </w:rPr>
-              <w:lastRenderedPageBreak/>
               <w:t>Type of sterilizer</w:t>
             </w:r>
           </w:p>
@@ -5653,20 +5872,32 @@
                 <w:szCs w:val="18"/>
               </w:rPr>
             </w:pPr>
+            <w:proofErr w:type="gramStart"/>
             <w:r>
               <w:t>{{</w:t>
             </w:r>
             <w:r>
               <w:t xml:space="preserve"> </w:t>
             </w:r>
-            <w:r>
-              <w:rPr>
-                <w:rFonts w:ascii="Tahoma" w:hAnsi="Tahoma" w:cs="Tahoma"/>
-                <w:sz w:val="18"/>
-                <w:szCs w:val="18"/>
-              </w:rPr>
-              <w:t>type_sterilizer</w:t>
-            </w:r>
+            <w:proofErr w:type="spellStart"/>
+            <w:r>
+              <w:rPr>
+                <w:rFonts w:ascii="Tahoma" w:hAnsi="Tahoma" w:cs="Tahoma"/>
+                <w:sz w:val="18"/>
+                <w:szCs w:val="18"/>
+              </w:rPr>
+              <w:t>type</w:t>
+            </w:r>
+            <w:proofErr w:type="gramEnd"/>
+            <w:r>
+              <w:rPr>
+                <w:rFonts w:ascii="Tahoma" w:hAnsi="Tahoma" w:cs="Tahoma"/>
+                <w:sz w:val="18"/>
+                <w:szCs w:val="18"/>
+              </w:rPr>
+              <w:t>_sterilizer</w:t>
+            </w:r>
+            <w:proofErr w:type="spellEnd"/>
             <w:r>
               <w:rPr>
                 <w:rFonts w:ascii="Tahoma" w:hAnsi="Tahoma" w:cs="Tahoma"/>
@@ -5998,20 +6229,32 @@
                 <w:szCs w:val="18"/>
               </w:rPr>
             </w:pPr>
+            <w:proofErr w:type="gramStart"/>
             <w:r>
               <w:t>{{</w:t>
             </w:r>
             <w:r>
               <w:t xml:space="preserve"> </w:t>
             </w:r>
-            <w:r>
-              <w:rPr>
-                <w:rFonts w:ascii="Tahoma" w:hAnsi="Tahoma" w:cs="Tahoma"/>
-                <w:sz w:val="18"/>
-                <w:szCs w:val="18"/>
-              </w:rPr>
-              <w:t>waterproof_apron</w:t>
-            </w:r>
+            <w:proofErr w:type="spellStart"/>
+            <w:r>
+              <w:rPr>
+                <w:rFonts w:ascii="Tahoma" w:hAnsi="Tahoma" w:cs="Tahoma"/>
+                <w:sz w:val="18"/>
+                <w:szCs w:val="18"/>
+              </w:rPr>
+              <w:t>waterproof</w:t>
+            </w:r>
+            <w:proofErr w:type="gramEnd"/>
+            <w:r>
+              <w:rPr>
+                <w:rFonts w:ascii="Tahoma" w:hAnsi="Tahoma" w:cs="Tahoma"/>
+                <w:sz w:val="18"/>
+                <w:szCs w:val="18"/>
+              </w:rPr>
+              <w:t>_apron</w:t>
+            </w:r>
+            <w:proofErr w:type="spellEnd"/>
             <w:r>
               <w:rPr>
                 <w:rFonts w:ascii="Tahoma" w:hAnsi="Tahoma" w:cs="Tahoma"/>
@@ -6129,6 +6372,7 @@
                 <w:szCs w:val="18"/>
               </w:rPr>
             </w:pPr>
+            <w:proofErr w:type="gramStart"/>
             <w:r>
               <w:t>{{</w:t>
             </w:r>
@@ -6143,6 +6387,7 @@
               </w:rPr>
               <w:t>gloves</w:t>
             </w:r>
+            <w:proofErr w:type="gramEnd"/>
             <w:r>
               <w:rPr>
                 <w:rFonts w:ascii="Tahoma" w:hAnsi="Tahoma" w:cs="Tahoma"/>
@@ -6278,20 +6523,32 @@
                 <w:szCs w:val="18"/>
               </w:rPr>
             </w:pPr>
+            <w:proofErr w:type="gramStart"/>
             <w:r>
               <w:t>{{</w:t>
             </w:r>
             <w:r>
               <w:t xml:space="preserve"> </w:t>
             </w:r>
-            <w:r>
-              <w:rPr>
-                <w:rFonts w:ascii="Tahoma" w:hAnsi="Tahoma" w:cs="Tahoma"/>
-                <w:sz w:val="18"/>
-                <w:szCs w:val="18"/>
-              </w:rPr>
-              <w:t>dust_mask</w:t>
-            </w:r>
+            <w:proofErr w:type="spellStart"/>
+            <w:r>
+              <w:rPr>
+                <w:rFonts w:ascii="Tahoma" w:hAnsi="Tahoma" w:cs="Tahoma"/>
+                <w:sz w:val="18"/>
+                <w:szCs w:val="18"/>
+              </w:rPr>
+              <w:t>dust</w:t>
+            </w:r>
+            <w:proofErr w:type="gramEnd"/>
+            <w:r>
+              <w:rPr>
+                <w:rFonts w:ascii="Tahoma" w:hAnsi="Tahoma" w:cs="Tahoma"/>
+                <w:sz w:val="18"/>
+                <w:szCs w:val="18"/>
+              </w:rPr>
+              <w:t>_mask</w:t>
+            </w:r>
+            <w:proofErr w:type="spellEnd"/>
             <w:r>
               <w:rPr>
                 <w:rFonts w:ascii="Tahoma" w:hAnsi="Tahoma" w:cs="Tahoma"/>
@@ -6420,6 +6677,7 @@
               </w:rPr>
               <w:t xml:space="preserve"> </w:t>
             </w:r>
+            <w:proofErr w:type="spellStart"/>
             <w:r>
               <w:rPr>
                 <w:rFonts w:ascii="Tahoma" w:hAnsi="Tahoma" w:cs="Tahoma"/>
@@ -6442,7 +6700,16 @@
                 <w:sz w:val="18"/>
                 <w:szCs w:val="18"/>
               </w:rPr>
-              <w:t>othtowels,</w:t>
+              <w:t>othtowels</w:t>
+            </w:r>
+            <w:proofErr w:type="spellEnd"/>
+            <w:r>
+              <w:rPr>
+                <w:rFonts w:ascii="Tahoma" w:hAnsi="Tahoma" w:cs="Tahoma"/>
+                <w:sz w:val="18"/>
+                <w:szCs w:val="18"/>
+              </w:rPr>
+              <w:t>,</w:t>
             </w:r>
             <w:r>
               <w:rPr>
@@ -6499,6 +6766,7 @@
                 <w:szCs w:val="18"/>
               </w:rPr>
             </w:pPr>
+            <w:proofErr w:type="gramStart"/>
             <w:r>
               <w:t>{{</w:t>
             </w:r>
@@ -6511,7 +6779,16 @@
                 <w:sz w:val="18"/>
                 <w:szCs w:val="18"/>
               </w:rPr>
-              <w:t>plastic_</w:t>
+              <w:t>plastic</w:t>
+            </w:r>
+            <w:proofErr w:type="gramEnd"/>
+            <w:r>
+              <w:rPr>
+                <w:rFonts w:ascii="Tahoma" w:hAnsi="Tahoma" w:cs="Tahoma"/>
+                <w:sz w:val="18"/>
+                <w:szCs w:val="18"/>
+              </w:rPr>
+              <w:t>_</w:t>
             </w:r>
             <w:r>
               <w:rPr>
@@ -6773,20 +7050,32 @@
                 <w:szCs w:val="18"/>
               </w:rPr>
             </w:pPr>
+            <w:proofErr w:type="gramStart"/>
             <w:r>
               <w:t>{{</w:t>
             </w:r>
             <w:r>
               <w:t xml:space="preserve"> </w:t>
             </w:r>
-            <w:r>
-              <w:rPr>
-                <w:rFonts w:ascii="Tahoma" w:hAnsi="Tahoma" w:cs="Tahoma"/>
-                <w:sz w:val="18"/>
-                <w:szCs w:val="18"/>
-              </w:rPr>
-              <w:t>adequate_towels</w:t>
-            </w:r>
+            <w:proofErr w:type="spellStart"/>
+            <w:r>
+              <w:rPr>
+                <w:rFonts w:ascii="Tahoma" w:hAnsi="Tahoma" w:cs="Tahoma"/>
+                <w:sz w:val="18"/>
+                <w:szCs w:val="18"/>
+              </w:rPr>
+              <w:t>adequate</w:t>
+            </w:r>
+            <w:proofErr w:type="gramEnd"/>
+            <w:r>
+              <w:rPr>
+                <w:rFonts w:ascii="Tahoma" w:hAnsi="Tahoma" w:cs="Tahoma"/>
+                <w:sz w:val="18"/>
+                <w:szCs w:val="18"/>
+              </w:rPr>
+              <w:t>_towels</w:t>
+            </w:r>
+            <w:proofErr w:type="spellEnd"/>
             <w:r>
               <w:rPr>
                 <w:rFonts w:ascii="Tahoma" w:hAnsi="Tahoma" w:cs="Tahoma"/>
@@ -6914,6 +7203,7 @@
                 <w:szCs w:val="18"/>
               </w:rPr>
             </w:pPr>
+            <w:proofErr w:type="gramStart"/>
             <w:r>
               <w:t>{{</w:t>
             </w:r>
@@ -6928,6 +7218,7 @@
               </w:rPr>
               <w:t>laundry</w:t>
             </w:r>
+            <w:proofErr w:type="gramEnd"/>
             <w:r>
               <w:rPr>
                 <w:rFonts w:ascii="Tahoma" w:hAnsi="Tahoma" w:cs="Tahoma"/>
@@ -7063,20 +7354,32 @@
                 <w:szCs w:val="18"/>
               </w:rPr>
             </w:pPr>
+            <w:proofErr w:type="gramStart"/>
             <w:r>
               <w:t>{{</w:t>
             </w:r>
             <w:r>
               <w:t xml:space="preserve"> </w:t>
             </w:r>
-            <w:r>
-              <w:rPr>
-                <w:rFonts w:ascii="Tahoma" w:hAnsi="Tahoma" w:cs="Tahoma"/>
-                <w:sz w:val="18"/>
-                <w:szCs w:val="18"/>
-              </w:rPr>
-              <w:t>no_animals</w:t>
-            </w:r>
+            <w:proofErr w:type="spellStart"/>
+            <w:r>
+              <w:rPr>
+                <w:rFonts w:ascii="Tahoma" w:hAnsi="Tahoma" w:cs="Tahoma"/>
+                <w:sz w:val="18"/>
+                <w:szCs w:val="18"/>
+              </w:rPr>
+              <w:t>no</w:t>
+            </w:r>
+            <w:proofErr w:type="gramEnd"/>
+            <w:r>
+              <w:rPr>
+                <w:rFonts w:ascii="Tahoma" w:hAnsi="Tahoma" w:cs="Tahoma"/>
+                <w:sz w:val="18"/>
+                <w:szCs w:val="18"/>
+              </w:rPr>
+              <w:t>_animals</w:t>
+            </w:r>
+            <w:proofErr w:type="spellEnd"/>
             <w:r>
               <w:rPr>
                 <w:rFonts w:ascii="Tahoma" w:hAnsi="Tahoma" w:cs="Tahoma"/>
@@ -7408,6 +7711,7 @@
                 <w:szCs w:val="18"/>
               </w:rPr>
             </w:pPr>
+            <w:proofErr w:type="gramStart"/>
             <w:r>
               <w:t>{{</w:t>
             </w:r>
@@ -7422,6 +7726,7 @@
               </w:rPr>
               <w:t>beverages</w:t>
             </w:r>
+            <w:proofErr w:type="gramEnd"/>
             <w:r>
               <w:rPr>
                 <w:rFonts w:ascii="Tahoma" w:hAnsi="Tahoma" w:cs="Tahoma"/>
@@ -7547,20 +7852,32 @@
                 <w:szCs w:val="18"/>
               </w:rPr>
             </w:pPr>
+            <w:proofErr w:type="gramStart"/>
             <w:r>
               <w:t>{{</w:t>
             </w:r>
             <w:r>
               <w:t xml:space="preserve"> </w:t>
             </w:r>
-            <w:r>
-              <w:rPr>
-                <w:rFonts w:ascii="Tahoma" w:hAnsi="Tahoma" w:cs="Tahoma"/>
-                <w:sz w:val="18"/>
-                <w:szCs w:val="18"/>
-              </w:rPr>
-              <w:t>single_bowl</w:t>
-            </w:r>
+            <w:proofErr w:type="spellStart"/>
+            <w:r>
+              <w:rPr>
+                <w:rFonts w:ascii="Tahoma" w:hAnsi="Tahoma" w:cs="Tahoma"/>
+                <w:sz w:val="18"/>
+                <w:szCs w:val="18"/>
+              </w:rPr>
+              <w:t>single</w:t>
+            </w:r>
+            <w:proofErr w:type="gramEnd"/>
+            <w:r>
+              <w:rPr>
+                <w:rFonts w:ascii="Tahoma" w:hAnsi="Tahoma" w:cs="Tahoma"/>
+                <w:sz w:val="18"/>
+                <w:szCs w:val="18"/>
+              </w:rPr>
+              <w:t>_bowl</w:t>
+            </w:r>
+            <w:proofErr w:type="spellEnd"/>
             <w:r>
               <w:rPr>
                 <w:rFonts w:ascii="Tahoma" w:hAnsi="Tahoma" w:cs="Tahoma"/>
@@ -7678,20 +7995,32 @@
                 <w:szCs w:val="18"/>
               </w:rPr>
             </w:pPr>
+            <w:proofErr w:type="gramStart"/>
             <w:r>
               <w:t>{{</w:t>
             </w:r>
             <w:r>
               <w:t xml:space="preserve"> </w:t>
             </w:r>
-            <w:r>
-              <w:rPr>
-                <w:rFonts w:ascii="Tahoma" w:hAnsi="Tahoma" w:cs="Tahoma"/>
-                <w:sz w:val="18"/>
-                <w:szCs w:val="18"/>
-              </w:rPr>
-              <w:t>no_food</w:t>
-            </w:r>
+            <w:proofErr w:type="spellStart"/>
+            <w:r>
+              <w:rPr>
+                <w:rFonts w:ascii="Tahoma" w:hAnsi="Tahoma" w:cs="Tahoma"/>
+                <w:sz w:val="18"/>
+                <w:szCs w:val="18"/>
+              </w:rPr>
+              <w:t>no</w:t>
+            </w:r>
+            <w:proofErr w:type="gramEnd"/>
+            <w:r>
+              <w:rPr>
+                <w:rFonts w:ascii="Tahoma" w:hAnsi="Tahoma" w:cs="Tahoma"/>
+                <w:sz w:val="18"/>
+                <w:szCs w:val="18"/>
+              </w:rPr>
+              <w:t>_food</w:t>
+            </w:r>
+            <w:proofErr w:type="spellEnd"/>
             <w:r>
               <w:rPr>
                 <w:rFonts w:ascii="Tahoma" w:hAnsi="Tahoma" w:cs="Tahoma"/>
@@ -7809,20 +8138,32 @@
                 <w:szCs w:val="18"/>
               </w:rPr>
             </w:pPr>
+            <w:proofErr w:type="gramStart"/>
             <w:r>
               <w:t>{{</w:t>
             </w:r>
             <w:r>
               <w:t xml:space="preserve"> </w:t>
             </w:r>
-            <w:r>
-              <w:rPr>
-                <w:rFonts w:ascii="Tahoma" w:hAnsi="Tahoma" w:cs="Tahoma"/>
-                <w:sz w:val="18"/>
-                <w:szCs w:val="18"/>
-              </w:rPr>
-              <w:t>no_sleeping</w:t>
-            </w:r>
+            <w:proofErr w:type="spellStart"/>
+            <w:r>
+              <w:rPr>
+                <w:rFonts w:ascii="Tahoma" w:hAnsi="Tahoma" w:cs="Tahoma"/>
+                <w:sz w:val="18"/>
+                <w:szCs w:val="18"/>
+              </w:rPr>
+              <w:t>no</w:t>
+            </w:r>
+            <w:proofErr w:type="gramEnd"/>
+            <w:r>
+              <w:rPr>
+                <w:rFonts w:ascii="Tahoma" w:hAnsi="Tahoma" w:cs="Tahoma"/>
+                <w:sz w:val="18"/>
+                <w:szCs w:val="18"/>
+              </w:rPr>
+              <w:t>_sleeping</w:t>
+            </w:r>
+            <w:proofErr w:type="spellEnd"/>
             <w:r>
               <w:rPr>
                 <w:rFonts w:ascii="Tahoma" w:hAnsi="Tahoma" w:cs="Tahoma"/>
@@ -8128,20 +8469,32 @@
                 <w:szCs w:val="18"/>
               </w:rPr>
             </w:pPr>
+            <w:proofErr w:type="gramStart"/>
             <w:r>
               <w:t>{{</w:t>
             </w:r>
             <w:r>
               <w:t xml:space="preserve"> </w:t>
             </w:r>
-            <w:r>
-              <w:rPr>
-                <w:rFonts w:ascii="Tahoma" w:hAnsi="Tahoma" w:cs="Tahoma"/>
-                <w:sz w:val="18"/>
-                <w:szCs w:val="18"/>
-              </w:rPr>
-              <w:t>wash_management</w:t>
-            </w:r>
+            <w:proofErr w:type="spellStart"/>
+            <w:r>
+              <w:rPr>
+                <w:rFonts w:ascii="Tahoma" w:hAnsi="Tahoma" w:cs="Tahoma"/>
+                <w:sz w:val="18"/>
+                <w:szCs w:val="18"/>
+              </w:rPr>
+              <w:t>wash</w:t>
+            </w:r>
+            <w:proofErr w:type="gramEnd"/>
+            <w:r>
+              <w:rPr>
+                <w:rFonts w:ascii="Tahoma" w:hAnsi="Tahoma" w:cs="Tahoma"/>
+                <w:sz w:val="18"/>
+                <w:szCs w:val="18"/>
+              </w:rPr>
+              <w:t>_management</w:t>
+            </w:r>
+            <w:proofErr w:type="spellEnd"/>
             <w:r>
               <w:rPr>
                 <w:rFonts w:ascii="Tahoma" w:hAnsi="Tahoma" w:cs="Tahoma"/>
@@ -8251,20 +8604,32 @@
                 <w:szCs w:val="18"/>
               </w:rPr>
             </w:pPr>
+            <w:proofErr w:type="gramStart"/>
             <w:r>
               <w:t>{{</w:t>
             </w:r>
             <w:r>
               <w:t xml:space="preserve"> </w:t>
             </w:r>
-            <w:r>
-              <w:rPr>
-                <w:rFonts w:ascii="Tahoma" w:hAnsi="Tahoma" w:cs="Tahoma"/>
-                <w:sz w:val="18"/>
-                <w:szCs w:val="18"/>
-              </w:rPr>
-              <w:t>labeleld_health</w:t>
-            </w:r>
+            <w:proofErr w:type="spellStart"/>
+            <w:r>
+              <w:rPr>
+                <w:rFonts w:ascii="Tahoma" w:hAnsi="Tahoma" w:cs="Tahoma"/>
+                <w:sz w:val="18"/>
+                <w:szCs w:val="18"/>
+              </w:rPr>
+              <w:t>labeleld</w:t>
+            </w:r>
+            <w:proofErr w:type="gramEnd"/>
+            <w:r>
+              <w:rPr>
+                <w:rFonts w:ascii="Tahoma" w:hAnsi="Tahoma" w:cs="Tahoma"/>
+                <w:sz w:val="18"/>
+                <w:szCs w:val="18"/>
+              </w:rPr>
+              <w:t>_health</w:t>
+            </w:r>
+            <w:proofErr w:type="spellEnd"/>
             <w:r>
               <w:rPr>
                 <w:rFonts w:ascii="Tahoma" w:hAnsi="Tahoma" w:cs="Tahoma"/>
@@ -8581,6 +8946,7 @@
                 <w:szCs w:val="18"/>
               </w:rPr>
             </w:pPr>
+            <w:proofErr w:type="gramStart"/>
             <w:r>
               <w:t>{{</w:t>
             </w:r>
@@ -8593,7 +8959,16 @@
                 <w:sz w:val="18"/>
                 <w:szCs w:val="18"/>
               </w:rPr>
-              <w:t>health_care01</w:t>
+              <w:t>health</w:t>
+            </w:r>
+            <w:proofErr w:type="gramEnd"/>
+            <w:r>
+              <w:rPr>
+                <w:rFonts w:ascii="Tahoma" w:hAnsi="Tahoma" w:cs="Tahoma"/>
+                <w:sz w:val="18"/>
+                <w:szCs w:val="18"/>
+              </w:rPr>
+              <w:t>_care01</w:t>
             </w:r>
             <w:r>
               <w:rPr>
@@ -8708,6 +9083,7 @@
                 <w:szCs w:val="18"/>
               </w:rPr>
             </w:pPr>
+            <w:proofErr w:type="gramStart"/>
             <w:r>
               <w:t>{{</w:t>
             </w:r>
@@ -8722,6 +9098,7 @@
               </w:rPr>
               <w:t>disposed</w:t>
             </w:r>
+            <w:proofErr w:type="gramEnd"/>
             <w:r>
               <w:rPr>
                 <w:rFonts w:ascii="Tahoma" w:hAnsi="Tahoma" w:cs="Tahoma"/>
@@ -8839,6 +9216,7 @@
               </w:rPr>
               <w:t>{{</w:t>
             </w:r>
+            <w:proofErr w:type="spellStart"/>
             <w:r>
               <w:rPr>
                 <w:rFonts w:ascii="Tahoma" w:hAnsi="Tahoma" w:cs="Tahoma"/>
@@ -8847,6 +9225,7 @@
               </w:rPr>
               <w:t>temporarylock</w:t>
             </w:r>
+            <w:proofErr w:type="spellEnd"/>
             <w:r>
               <w:rPr>
                 <w:rFonts w:ascii="Tahoma" w:hAnsi="Tahoma" w:cs="Tahoma"/>
@@ -8948,7 +9327,6 @@
                 <w:sz w:val="18"/>
                 <w:szCs w:val="18"/>
               </w:rPr>
-              <w:lastRenderedPageBreak/>
               <w:t>Inspect records of H.C.W generated</w:t>
             </w:r>
           </w:p>
@@ -8966,20 +9344,32 @@
                 <w:szCs w:val="18"/>
               </w:rPr>
             </w:pPr>
+            <w:proofErr w:type="gramStart"/>
             <w:r>
               <w:t>{{</w:t>
             </w:r>
             <w:r>
               <w:t xml:space="preserve"> </w:t>
             </w:r>
-            <w:r>
-              <w:rPr>
-                <w:rFonts w:ascii="Tahoma" w:hAnsi="Tahoma" w:cs="Tahoma"/>
-                <w:sz w:val="18"/>
-                <w:szCs w:val="18"/>
-              </w:rPr>
-              <w:t>isnpect_records</w:t>
-            </w:r>
+            <w:proofErr w:type="spellStart"/>
+            <w:r>
+              <w:rPr>
+                <w:rFonts w:ascii="Tahoma" w:hAnsi="Tahoma" w:cs="Tahoma"/>
+                <w:sz w:val="18"/>
+                <w:szCs w:val="18"/>
+              </w:rPr>
+              <w:t>isnpect</w:t>
+            </w:r>
+            <w:proofErr w:type="gramEnd"/>
+            <w:r>
+              <w:rPr>
+                <w:rFonts w:ascii="Tahoma" w:hAnsi="Tahoma" w:cs="Tahoma"/>
+                <w:sz w:val="18"/>
+                <w:szCs w:val="18"/>
+              </w:rPr>
+              <w:t>_records</w:t>
+            </w:r>
+            <w:proofErr w:type="spellEnd"/>
             <w:r>
               <w:rPr>
                 <w:rFonts w:ascii="Tahoma" w:hAnsi="Tahoma" w:cs="Tahoma"/>
@@ -9393,20 +9783,32 @@
                 <w:szCs w:val="18"/>
               </w:rPr>
             </w:pPr>
+            <w:proofErr w:type="gramStart"/>
             <w:r>
               <w:t>{{</w:t>
             </w:r>
             <w:r>
               <w:t xml:space="preserve"> </w:t>
             </w:r>
-            <w:r>
-              <w:rPr>
-                <w:rFonts w:ascii="Tahoma" w:hAnsi="Tahoma" w:cs="Tahoma"/>
-                <w:sz w:val="18"/>
-                <w:szCs w:val="18"/>
-              </w:rPr>
-              <w:t>must_contain</w:t>
-            </w:r>
+            <w:proofErr w:type="spellStart"/>
+            <w:r>
+              <w:rPr>
+                <w:rFonts w:ascii="Tahoma" w:hAnsi="Tahoma" w:cs="Tahoma"/>
+                <w:sz w:val="18"/>
+                <w:szCs w:val="18"/>
+              </w:rPr>
+              <w:t>must</w:t>
+            </w:r>
+            <w:proofErr w:type="gramEnd"/>
+            <w:r>
+              <w:rPr>
+                <w:rFonts w:ascii="Tahoma" w:hAnsi="Tahoma" w:cs="Tahoma"/>
+                <w:sz w:val="18"/>
+                <w:szCs w:val="18"/>
+              </w:rPr>
+              <w:t>_contain</w:t>
+            </w:r>
+            <w:proofErr w:type="spellEnd"/>
             <w:r>
               <w:rPr>
                 <w:rFonts w:ascii="Tahoma" w:hAnsi="Tahoma" w:cs="Tahoma"/>
@@ -9535,20 +9937,32 @@
                 <w:szCs w:val="18"/>
               </w:rPr>
             </w:pPr>
+            <w:proofErr w:type="gramStart"/>
             <w:r>
               <w:t>{{</w:t>
             </w:r>
             <w:r>
               <w:t xml:space="preserve"> </w:t>
             </w:r>
-            <w:r>
-              <w:rPr>
-                <w:rFonts w:ascii="Tahoma" w:hAnsi="Tahoma" w:cs="Tahoma"/>
-                <w:sz w:val="18"/>
-                <w:szCs w:val="18"/>
-              </w:rPr>
-              <w:t>clearly_labelled</w:t>
-            </w:r>
+            <w:proofErr w:type="spellStart"/>
+            <w:r>
+              <w:rPr>
+                <w:rFonts w:ascii="Tahoma" w:hAnsi="Tahoma" w:cs="Tahoma"/>
+                <w:sz w:val="18"/>
+                <w:szCs w:val="18"/>
+              </w:rPr>
+              <w:t>clearly</w:t>
+            </w:r>
+            <w:proofErr w:type="gramEnd"/>
+            <w:r>
+              <w:rPr>
+                <w:rFonts w:ascii="Tahoma" w:hAnsi="Tahoma" w:cs="Tahoma"/>
+                <w:sz w:val="18"/>
+                <w:szCs w:val="18"/>
+              </w:rPr>
+              <w:t>_labelled</w:t>
+            </w:r>
+            <w:proofErr w:type="spellEnd"/>
             <w:r>
               <w:rPr>
                 <w:rFonts w:ascii="Tahoma" w:hAnsi="Tahoma" w:cs="Tahoma"/>
@@ -9676,20 +10090,32 @@
                 <w:szCs w:val="18"/>
               </w:rPr>
             </w:pPr>
+            <w:proofErr w:type="gramStart"/>
             <w:r>
               <w:t>{{</w:t>
             </w:r>
             <w:r>
               <w:t xml:space="preserve"> </w:t>
             </w:r>
-            <w:r>
-              <w:rPr>
-                <w:rFonts w:ascii="Tahoma" w:hAnsi="Tahoma" w:cs="Tahoma"/>
-                <w:sz w:val="18"/>
-                <w:szCs w:val="18"/>
-              </w:rPr>
-              <w:t>health_care_risk</w:t>
-            </w:r>
+            <w:proofErr w:type="spellStart"/>
+            <w:r>
+              <w:rPr>
+                <w:rFonts w:ascii="Tahoma" w:hAnsi="Tahoma" w:cs="Tahoma"/>
+                <w:sz w:val="18"/>
+                <w:szCs w:val="18"/>
+              </w:rPr>
+              <w:t>health</w:t>
+            </w:r>
+            <w:proofErr w:type="gramEnd"/>
+            <w:r>
+              <w:rPr>
+                <w:rFonts w:ascii="Tahoma" w:hAnsi="Tahoma" w:cs="Tahoma"/>
+                <w:sz w:val="18"/>
+                <w:szCs w:val="18"/>
+              </w:rPr>
+              <w:t>_care_risk</w:t>
+            </w:r>
+            <w:proofErr w:type="spellEnd"/>
             <w:r>
               <w:rPr>
                 <w:rFonts w:ascii="Tahoma" w:hAnsi="Tahoma" w:cs="Tahoma"/>
@@ -9817,20 +10243,32 @@
                 <w:szCs w:val="18"/>
               </w:rPr>
             </w:pPr>
+            <w:proofErr w:type="gramStart"/>
             <w:r>
               <w:t>{{</w:t>
             </w:r>
             <w:r>
               <w:t xml:space="preserve"> </w:t>
             </w:r>
-            <w:r>
-              <w:rPr>
-                <w:rFonts w:ascii="Tahoma" w:hAnsi="Tahoma" w:cs="Tahoma"/>
-                <w:sz w:val="18"/>
-                <w:szCs w:val="18"/>
-              </w:rPr>
-              <w:t>isnpect_records</w:t>
-            </w:r>
+            <w:proofErr w:type="spellStart"/>
+            <w:r>
+              <w:rPr>
+                <w:rFonts w:ascii="Tahoma" w:hAnsi="Tahoma" w:cs="Tahoma"/>
+                <w:sz w:val="18"/>
+                <w:szCs w:val="18"/>
+              </w:rPr>
+              <w:t>isnpect</w:t>
+            </w:r>
+            <w:proofErr w:type="gramEnd"/>
+            <w:r>
+              <w:rPr>
+                <w:rFonts w:ascii="Tahoma" w:hAnsi="Tahoma" w:cs="Tahoma"/>
+                <w:sz w:val="18"/>
+                <w:szCs w:val="18"/>
+              </w:rPr>
+              <w:t>_records</w:t>
+            </w:r>
+            <w:proofErr w:type="spellEnd"/>
             <w:r>
               <w:rPr>
                 <w:rFonts w:ascii="Tahoma" w:hAnsi="Tahoma" w:cs="Tahoma"/>
@@ -10098,20 +10536,32 @@
                 <w:szCs w:val="18"/>
               </w:rPr>
             </w:pPr>
+            <w:proofErr w:type="gramStart"/>
             <w:r>
               <w:t>{{</w:t>
             </w:r>
             <w:r>
               <w:t xml:space="preserve"> </w:t>
             </w:r>
-            <w:r>
-              <w:rPr>
-                <w:rFonts w:ascii="Tahoma" w:hAnsi="Tahoma" w:cs="Tahoma"/>
-                <w:sz w:val="18"/>
-                <w:szCs w:val="18"/>
-              </w:rPr>
-              <w:t>health_info</w:t>
-            </w:r>
+            <w:proofErr w:type="spellStart"/>
+            <w:r>
+              <w:rPr>
+                <w:rFonts w:ascii="Tahoma" w:hAnsi="Tahoma" w:cs="Tahoma"/>
+                <w:sz w:val="18"/>
+                <w:szCs w:val="18"/>
+              </w:rPr>
+              <w:t>health</w:t>
+            </w:r>
+            <w:proofErr w:type="gramEnd"/>
+            <w:r>
+              <w:rPr>
+                <w:rFonts w:ascii="Tahoma" w:hAnsi="Tahoma" w:cs="Tahoma"/>
+                <w:sz w:val="18"/>
+                <w:szCs w:val="18"/>
+              </w:rPr>
+              <w:t>_info</w:t>
+            </w:r>
+            <w:proofErr w:type="spellEnd"/>
             <w:r>
               <w:rPr>
                 <w:rFonts w:ascii="Tahoma" w:hAnsi="Tahoma" w:cs="Tahoma"/>
@@ -10240,20 +10690,32 @@
                 <w:szCs w:val="18"/>
               </w:rPr>
             </w:pPr>
+            <w:proofErr w:type="gramStart"/>
             <w:r>
               <w:t>{{</w:t>
             </w:r>
             <w:r>
               <w:t xml:space="preserve"> </w:t>
             </w:r>
-            <w:r>
-              <w:rPr>
-                <w:rFonts w:ascii="Tahoma" w:hAnsi="Tahoma" w:cs="Tahoma"/>
-                <w:sz w:val="18"/>
-                <w:szCs w:val="18"/>
-              </w:rPr>
-              <w:t>easily_accessible</w:t>
-            </w:r>
+            <w:proofErr w:type="spellStart"/>
+            <w:r>
+              <w:rPr>
+                <w:rFonts w:ascii="Tahoma" w:hAnsi="Tahoma" w:cs="Tahoma"/>
+                <w:sz w:val="18"/>
+                <w:szCs w:val="18"/>
+              </w:rPr>
+              <w:t>easily</w:t>
+            </w:r>
+            <w:proofErr w:type="gramEnd"/>
+            <w:r>
+              <w:rPr>
+                <w:rFonts w:ascii="Tahoma" w:hAnsi="Tahoma" w:cs="Tahoma"/>
+                <w:sz w:val="18"/>
+                <w:szCs w:val="18"/>
+              </w:rPr>
+              <w:t>_accessible</w:t>
+            </w:r>
+            <w:proofErr w:type="spellEnd"/>
             <w:r>
               <w:rPr>
                 <w:rFonts w:ascii="Tahoma" w:hAnsi="Tahoma" w:cs="Tahoma"/>
@@ -10381,20 +10843,32 @@
                 <w:szCs w:val="18"/>
               </w:rPr>
             </w:pPr>
+            <w:proofErr w:type="gramStart"/>
             <w:r>
               <w:t>{{</w:t>
             </w:r>
             <w:r>
               <w:t xml:space="preserve"> </w:t>
             </w:r>
-            <w:r>
-              <w:rPr>
-                <w:rFonts w:ascii="Tahoma" w:hAnsi="Tahoma" w:cs="Tahoma"/>
-                <w:sz w:val="18"/>
-                <w:szCs w:val="18"/>
-              </w:rPr>
-              <w:t>protective_eye_wear</w:t>
-            </w:r>
+            <w:proofErr w:type="spellStart"/>
+            <w:r>
+              <w:rPr>
+                <w:rFonts w:ascii="Tahoma" w:hAnsi="Tahoma" w:cs="Tahoma"/>
+                <w:sz w:val="18"/>
+                <w:szCs w:val="18"/>
+              </w:rPr>
+              <w:t>protective</w:t>
+            </w:r>
+            <w:proofErr w:type="gramEnd"/>
+            <w:r>
+              <w:rPr>
+                <w:rFonts w:ascii="Tahoma" w:hAnsi="Tahoma" w:cs="Tahoma"/>
+                <w:sz w:val="18"/>
+                <w:szCs w:val="18"/>
+              </w:rPr>
+              <w:t>_eye_wear</w:t>
+            </w:r>
+            <w:proofErr w:type="spellEnd"/>
             <w:r>
               <w:rPr>
                 <w:rFonts w:ascii="Tahoma" w:hAnsi="Tahoma" w:cs="Tahoma"/>
@@ -10522,20 +10996,32 @@
                 <w:szCs w:val="18"/>
               </w:rPr>
             </w:pPr>
+            <w:proofErr w:type="gramStart"/>
             <w:r>
               <w:t>{{</w:t>
             </w:r>
             <w:r>
               <w:t xml:space="preserve"> </w:t>
             </w:r>
-            <w:r>
-              <w:rPr>
-                <w:rFonts w:ascii="Tahoma" w:hAnsi="Tahoma" w:cs="Tahoma"/>
-                <w:sz w:val="18"/>
-                <w:szCs w:val="18"/>
-              </w:rPr>
-              <w:t>disinfectant_used</w:t>
-            </w:r>
+            <w:proofErr w:type="spellStart"/>
+            <w:r>
+              <w:rPr>
+                <w:rFonts w:ascii="Tahoma" w:hAnsi="Tahoma" w:cs="Tahoma"/>
+                <w:sz w:val="18"/>
+                <w:szCs w:val="18"/>
+              </w:rPr>
+              <w:t>disinfectant</w:t>
+            </w:r>
+            <w:proofErr w:type="gramEnd"/>
+            <w:r>
+              <w:rPr>
+                <w:rFonts w:ascii="Tahoma" w:hAnsi="Tahoma" w:cs="Tahoma"/>
+                <w:sz w:val="18"/>
+                <w:szCs w:val="18"/>
+              </w:rPr>
+              <w:t>_used</w:t>
+            </w:r>
+            <w:proofErr w:type="spellEnd"/>
             <w:r>
               <w:rPr>
                 <w:rFonts w:ascii="Tahoma" w:hAnsi="Tahoma" w:cs="Tahoma"/>
@@ -10664,6 +11150,7 @@
                 <w:szCs w:val="18"/>
               </w:rPr>
             </w:pPr>
+            <w:proofErr w:type="gramStart"/>
             <w:r>
               <w:t>{{</w:t>
             </w:r>
@@ -10676,7 +11163,16 @@
                 <w:sz w:val="18"/>
                 <w:szCs w:val="18"/>
               </w:rPr>
-              <w:t>disinfectant1</w:t>
+              <w:t>disinfectant</w:t>
+            </w:r>
+            <w:proofErr w:type="gramEnd"/>
+            <w:r>
+              <w:rPr>
+                <w:rFonts w:ascii="Tahoma" w:hAnsi="Tahoma" w:cs="Tahoma"/>
+                <w:sz w:val="18"/>
+                <w:szCs w:val="18"/>
+              </w:rPr>
+              <w:t>1</w:t>
             </w:r>
             <w:r>
               <w:rPr>
@@ -10789,7 +11285,47 @@
                 <w:sz w:val="18"/>
                 <w:szCs w:val="18"/>
               </w:rPr>
-              <w:t>Are records kept (3 yrs) with respect to client information,effect of sunbed,maintenance &amp; service plan.</w:t>
+              <w:t xml:space="preserve">Are records kept (3 yrs) with respect to client </w:t>
+            </w:r>
+            <w:proofErr w:type="spellStart"/>
+            <w:proofErr w:type="gramStart"/>
+            <w:r>
+              <w:rPr>
+                <w:rFonts w:ascii="Tahoma" w:hAnsi="Tahoma" w:cs="Tahoma"/>
+                <w:sz w:val="18"/>
+                <w:szCs w:val="18"/>
+              </w:rPr>
+              <w:t>information,effect</w:t>
+            </w:r>
+            <w:proofErr w:type="spellEnd"/>
+            <w:proofErr w:type="gramEnd"/>
+            <w:r>
+              <w:rPr>
+                <w:rFonts w:ascii="Tahoma" w:hAnsi="Tahoma" w:cs="Tahoma"/>
+                <w:sz w:val="18"/>
+                <w:szCs w:val="18"/>
+              </w:rPr>
+              <w:t xml:space="preserve"> of </w:t>
+            </w:r>
+            <w:proofErr w:type="spellStart"/>
+            <w:proofErr w:type="gramStart"/>
+            <w:r>
+              <w:rPr>
+                <w:rFonts w:ascii="Tahoma" w:hAnsi="Tahoma" w:cs="Tahoma"/>
+                <w:sz w:val="18"/>
+                <w:szCs w:val="18"/>
+              </w:rPr>
+              <w:t>sunbed,maintenance</w:t>
+            </w:r>
+            <w:proofErr w:type="spellEnd"/>
+            <w:proofErr w:type="gramEnd"/>
+            <w:r>
+              <w:rPr>
+                <w:rFonts w:ascii="Tahoma" w:hAnsi="Tahoma" w:cs="Tahoma"/>
+                <w:sz w:val="18"/>
+                <w:szCs w:val="18"/>
+              </w:rPr>
+              <w:t xml:space="preserve"> &amp; service plan.</w:t>
             </w:r>
           </w:p>
         </w:tc>
@@ -10806,20 +11342,32 @@
                 <w:szCs w:val="18"/>
               </w:rPr>
             </w:pPr>
+            <w:proofErr w:type="gramStart"/>
             <w:r>
               <w:t>{{</w:t>
             </w:r>
             <w:r>
               <w:t xml:space="preserve"> </w:t>
             </w:r>
-            <w:r>
-              <w:rPr>
-                <w:rFonts w:ascii="Tahoma" w:hAnsi="Tahoma" w:cs="Tahoma"/>
-                <w:sz w:val="18"/>
-                <w:szCs w:val="18"/>
-              </w:rPr>
-              <w:t>records_kept</w:t>
-            </w:r>
+            <w:proofErr w:type="spellStart"/>
+            <w:r>
+              <w:rPr>
+                <w:rFonts w:ascii="Tahoma" w:hAnsi="Tahoma" w:cs="Tahoma"/>
+                <w:sz w:val="18"/>
+                <w:szCs w:val="18"/>
+              </w:rPr>
+              <w:t>records</w:t>
+            </w:r>
+            <w:proofErr w:type="gramEnd"/>
+            <w:r>
+              <w:rPr>
+                <w:rFonts w:ascii="Tahoma" w:hAnsi="Tahoma" w:cs="Tahoma"/>
+                <w:sz w:val="18"/>
+                <w:szCs w:val="18"/>
+              </w:rPr>
+              <w:t>_kept</w:t>
+            </w:r>
+            <w:proofErr w:type="spellEnd"/>
             <w:r>
               <w:rPr>
                 <w:rFonts w:ascii="Tahoma" w:hAnsi="Tahoma" w:cs="Tahoma"/>
@@ -11120,20 +11668,32 @@
                 <w:szCs w:val="18"/>
               </w:rPr>
             </w:pPr>
+            <w:proofErr w:type="gramStart"/>
             <w:r>
               <w:t>{{</w:t>
             </w:r>
             <w:r>
               <w:t xml:space="preserve"> </w:t>
             </w:r>
-            <w:r>
-              <w:rPr>
-                <w:rFonts w:ascii="Tahoma" w:hAnsi="Tahoma" w:cs="Tahoma"/>
-                <w:sz w:val="18"/>
-                <w:szCs w:val="18"/>
-              </w:rPr>
-              <w:t>non_toxic</w:t>
-            </w:r>
+            <w:proofErr w:type="spellStart"/>
+            <w:r>
+              <w:rPr>
+                <w:rFonts w:ascii="Tahoma" w:hAnsi="Tahoma" w:cs="Tahoma"/>
+                <w:sz w:val="18"/>
+                <w:szCs w:val="18"/>
+              </w:rPr>
+              <w:t>non</w:t>
+            </w:r>
+            <w:proofErr w:type="gramEnd"/>
+            <w:r>
+              <w:rPr>
+                <w:rFonts w:ascii="Tahoma" w:hAnsi="Tahoma" w:cs="Tahoma"/>
+                <w:sz w:val="18"/>
+                <w:szCs w:val="18"/>
+              </w:rPr>
+              <w:t>_toxic</w:t>
+            </w:r>
+            <w:proofErr w:type="spellEnd"/>
             <w:r>
               <w:rPr>
                 <w:rFonts w:ascii="Tahoma" w:hAnsi="Tahoma" w:cs="Tahoma"/>
@@ -11408,7 +11968,27 @@
                 <w:sz w:val="18"/>
                 <w:szCs w:val="18"/>
               </w:rPr>
-              <w:t>Are single-use,sterile containers used</w:t>
+              <w:t>Are single-</w:t>
+            </w:r>
+            <w:proofErr w:type="spellStart"/>
+            <w:proofErr w:type="gramStart"/>
+            <w:r>
+              <w:rPr>
+                <w:rFonts w:ascii="Tahoma" w:hAnsi="Tahoma" w:cs="Tahoma"/>
+                <w:sz w:val="18"/>
+                <w:szCs w:val="18"/>
+              </w:rPr>
+              <w:t>use,sterile</w:t>
+            </w:r>
+            <w:proofErr w:type="spellEnd"/>
+            <w:proofErr w:type="gramEnd"/>
+            <w:r>
+              <w:rPr>
+                <w:rFonts w:ascii="Tahoma" w:hAnsi="Tahoma" w:cs="Tahoma"/>
+                <w:sz w:val="18"/>
+                <w:szCs w:val="18"/>
+              </w:rPr>
+              <w:t xml:space="preserve"> containers used</w:t>
             </w:r>
           </w:p>
         </w:tc>
@@ -11425,20 +12005,32 @@
                 <w:szCs w:val="18"/>
               </w:rPr>
             </w:pPr>
+            <w:proofErr w:type="gramStart"/>
             <w:r>
               <w:t>{{</w:t>
             </w:r>
             <w:r>
               <w:t xml:space="preserve"> </w:t>
             </w:r>
-            <w:r>
-              <w:rPr>
-                <w:rFonts w:ascii="Tahoma" w:hAnsi="Tahoma" w:cs="Tahoma"/>
-                <w:sz w:val="18"/>
-                <w:szCs w:val="18"/>
-              </w:rPr>
-              <w:t>sterile_containers</w:t>
-            </w:r>
+            <w:proofErr w:type="spellStart"/>
+            <w:r>
+              <w:rPr>
+                <w:rFonts w:ascii="Tahoma" w:hAnsi="Tahoma" w:cs="Tahoma"/>
+                <w:sz w:val="18"/>
+                <w:szCs w:val="18"/>
+              </w:rPr>
+              <w:t>sterile</w:t>
+            </w:r>
+            <w:proofErr w:type="gramEnd"/>
+            <w:r>
+              <w:rPr>
+                <w:rFonts w:ascii="Tahoma" w:hAnsi="Tahoma" w:cs="Tahoma"/>
+                <w:sz w:val="18"/>
+                <w:szCs w:val="18"/>
+              </w:rPr>
+              <w:t>_containers</w:t>
+            </w:r>
+            <w:proofErr w:type="spellEnd"/>
             <w:r>
               <w:rPr>
                 <w:rFonts w:ascii="Tahoma" w:hAnsi="Tahoma" w:cs="Tahoma"/>
@@ -11575,20 +12167,32 @@
                 <w:szCs w:val="18"/>
               </w:rPr>
             </w:pPr>
+            <w:proofErr w:type="gramStart"/>
             <w:r>
               <w:t>{{</w:t>
             </w:r>
             <w:r>
               <w:t xml:space="preserve"> </w:t>
             </w:r>
-            <w:r>
-              <w:rPr>
-                <w:rFonts w:ascii="Tahoma" w:hAnsi="Tahoma" w:cs="Tahoma"/>
-                <w:sz w:val="18"/>
-                <w:szCs w:val="18"/>
-              </w:rPr>
-              <w:t>stencil_disinfected</w:t>
-            </w:r>
+            <w:proofErr w:type="spellStart"/>
+            <w:r>
+              <w:rPr>
+                <w:rFonts w:ascii="Tahoma" w:hAnsi="Tahoma" w:cs="Tahoma"/>
+                <w:sz w:val="18"/>
+                <w:szCs w:val="18"/>
+              </w:rPr>
+              <w:t>stencil</w:t>
+            </w:r>
+            <w:proofErr w:type="gramEnd"/>
+            <w:r>
+              <w:rPr>
+                <w:rFonts w:ascii="Tahoma" w:hAnsi="Tahoma" w:cs="Tahoma"/>
+                <w:sz w:val="18"/>
+                <w:szCs w:val="18"/>
+              </w:rPr>
+              <w:t>_disinfected</w:t>
+            </w:r>
+            <w:proofErr w:type="spellEnd"/>
             <w:r>
               <w:rPr>
                 <w:rFonts w:ascii="Tahoma" w:hAnsi="Tahoma" w:cs="Tahoma"/>
@@ -11636,6 +12240,7 @@
                 <w:sz w:val="18"/>
                 <w:szCs w:val="18"/>
               </w:rPr>
+              <w:lastRenderedPageBreak/>
               <w:t>{{</w:t>
             </w:r>
             <w:r>
@@ -11699,6 +12304,7 @@
                 <w:sz w:val="18"/>
                 <w:szCs w:val="18"/>
               </w:rPr>
+              <w:lastRenderedPageBreak/>
               <w:t>Are other stencils discarded</w:t>
             </w:r>
           </w:p>
@@ -11716,20 +12322,32 @@
                 <w:szCs w:val="18"/>
               </w:rPr>
             </w:pPr>
+            <w:proofErr w:type="gramStart"/>
             <w:r>
               <w:t>{{</w:t>
             </w:r>
             <w:r>
               <w:t xml:space="preserve"> </w:t>
             </w:r>
-            <w:r>
-              <w:rPr>
-                <w:rFonts w:ascii="Tahoma" w:hAnsi="Tahoma" w:cs="Tahoma"/>
-                <w:sz w:val="18"/>
-                <w:szCs w:val="18"/>
-              </w:rPr>
-              <w:t>stencils_discarded</w:t>
-            </w:r>
+            <w:proofErr w:type="spellStart"/>
+            <w:r>
+              <w:rPr>
+                <w:rFonts w:ascii="Tahoma" w:hAnsi="Tahoma" w:cs="Tahoma"/>
+                <w:sz w:val="18"/>
+                <w:szCs w:val="18"/>
+              </w:rPr>
+              <w:t>stencils</w:t>
+            </w:r>
+            <w:proofErr w:type="gramEnd"/>
+            <w:r>
+              <w:rPr>
+                <w:rFonts w:ascii="Tahoma" w:hAnsi="Tahoma" w:cs="Tahoma"/>
+                <w:sz w:val="18"/>
+                <w:szCs w:val="18"/>
+              </w:rPr>
+              <w:t>_discarded</w:t>
+            </w:r>
+            <w:proofErr w:type="spellEnd"/>
             <w:r>
               <w:rPr>
                 <w:rFonts w:ascii="Tahoma" w:hAnsi="Tahoma" w:cs="Tahoma"/>
@@ -11865,20 +12483,32 @@
                 <w:szCs w:val="18"/>
               </w:rPr>
             </w:pPr>
+            <w:proofErr w:type="gramStart"/>
             <w:r>
               <w:t>{{</w:t>
             </w:r>
             <w:r>
               <w:t xml:space="preserve"> </w:t>
             </w:r>
-            <w:r>
-              <w:rPr>
-                <w:rFonts w:ascii="Tahoma" w:hAnsi="Tahoma" w:cs="Tahoma"/>
-                <w:sz w:val="18"/>
-                <w:szCs w:val="18"/>
-              </w:rPr>
-              <w:t>customers_body</w:t>
-            </w:r>
+            <w:proofErr w:type="spellStart"/>
+            <w:r>
+              <w:rPr>
+                <w:rFonts w:ascii="Tahoma" w:hAnsi="Tahoma" w:cs="Tahoma"/>
+                <w:sz w:val="18"/>
+                <w:szCs w:val="18"/>
+              </w:rPr>
+              <w:t>customers</w:t>
+            </w:r>
+            <w:proofErr w:type="gramEnd"/>
+            <w:r>
+              <w:rPr>
+                <w:rFonts w:ascii="Tahoma" w:hAnsi="Tahoma" w:cs="Tahoma"/>
+                <w:sz w:val="18"/>
+                <w:szCs w:val="18"/>
+              </w:rPr>
+              <w:t>_body</w:t>
+            </w:r>
+            <w:proofErr w:type="spellEnd"/>
             <w:r>
               <w:rPr>
                 <w:rFonts w:ascii="Tahoma" w:hAnsi="Tahoma" w:cs="Tahoma"/>
@@ -11997,7 +12627,25 @@
                 <w:sz w:val="18"/>
                 <w:szCs w:val="18"/>
               </w:rPr>
-              <w:t>Are celan waterproof aprons worn</w:t>
+              <w:t xml:space="preserve">Are </w:t>
+            </w:r>
+            <w:proofErr w:type="spellStart"/>
+            <w:r>
+              <w:rPr>
+                <w:rFonts w:ascii="Tahoma" w:hAnsi="Tahoma" w:cs="Tahoma"/>
+                <w:sz w:val="18"/>
+                <w:szCs w:val="18"/>
+              </w:rPr>
+              <w:t>celan</w:t>
+            </w:r>
+            <w:proofErr w:type="spellEnd"/>
+            <w:r>
+              <w:rPr>
+                <w:rFonts w:ascii="Tahoma" w:hAnsi="Tahoma" w:cs="Tahoma"/>
+                <w:sz w:val="18"/>
+                <w:szCs w:val="18"/>
+              </w:rPr>
+              <w:t xml:space="preserve"> waterproof aprons worn</w:t>
             </w:r>
           </w:p>
         </w:tc>
@@ -12014,20 +12662,32 @@
                 <w:szCs w:val="18"/>
               </w:rPr>
             </w:pPr>
+            <w:proofErr w:type="gramStart"/>
             <w:r>
               <w:t>{{</w:t>
             </w:r>
             <w:r>
               <w:t xml:space="preserve"> </w:t>
             </w:r>
-            <w:r>
-              <w:rPr>
-                <w:rFonts w:ascii="Tahoma" w:hAnsi="Tahoma" w:cs="Tahoma"/>
-                <w:sz w:val="18"/>
-                <w:szCs w:val="18"/>
-              </w:rPr>
-              <w:t>waterproof_aprons</w:t>
-            </w:r>
+            <w:proofErr w:type="spellStart"/>
+            <w:r>
+              <w:rPr>
+                <w:rFonts w:ascii="Tahoma" w:hAnsi="Tahoma" w:cs="Tahoma"/>
+                <w:sz w:val="18"/>
+                <w:szCs w:val="18"/>
+              </w:rPr>
+              <w:t>waterproof</w:t>
+            </w:r>
+            <w:proofErr w:type="gramEnd"/>
+            <w:r>
+              <w:rPr>
+                <w:rFonts w:ascii="Tahoma" w:hAnsi="Tahoma" w:cs="Tahoma"/>
+                <w:sz w:val="18"/>
+                <w:szCs w:val="18"/>
+              </w:rPr>
+              <w:t>_aprons</w:t>
+            </w:r>
+            <w:proofErr w:type="spellEnd"/>
             <w:r>
               <w:rPr>
                 <w:rFonts w:ascii="Tahoma" w:hAnsi="Tahoma" w:cs="Tahoma"/>
@@ -12155,20 +12815,32 @@
                 <w:szCs w:val="18"/>
               </w:rPr>
             </w:pPr>
+            <w:proofErr w:type="gramStart"/>
             <w:r>
               <w:t>{{</w:t>
             </w:r>
             <w:r>
               <w:t xml:space="preserve"> </w:t>
             </w:r>
-            <w:r>
-              <w:rPr>
-                <w:rFonts w:ascii="Tahoma" w:hAnsi="Tahoma" w:cs="Tahoma"/>
-                <w:sz w:val="18"/>
-                <w:szCs w:val="18"/>
-              </w:rPr>
-              <w:t>soap_availability</w:t>
-            </w:r>
+            <w:proofErr w:type="spellStart"/>
+            <w:r>
+              <w:rPr>
+                <w:rFonts w:ascii="Tahoma" w:hAnsi="Tahoma" w:cs="Tahoma"/>
+                <w:sz w:val="18"/>
+                <w:szCs w:val="18"/>
+              </w:rPr>
+              <w:t>soap</w:t>
+            </w:r>
+            <w:proofErr w:type="gramEnd"/>
+            <w:r>
+              <w:rPr>
+                <w:rFonts w:ascii="Tahoma" w:hAnsi="Tahoma" w:cs="Tahoma"/>
+                <w:sz w:val="18"/>
+                <w:szCs w:val="18"/>
+              </w:rPr>
+              <w:t>_availability</w:t>
+            </w:r>
+            <w:proofErr w:type="spellEnd"/>
             <w:r>
               <w:rPr>
                 <w:rFonts w:ascii="Tahoma" w:hAnsi="Tahoma" w:cs="Tahoma"/>
@@ -12304,20 +12976,32 @@
                 <w:szCs w:val="18"/>
               </w:rPr>
             </w:pPr>
+            <w:proofErr w:type="gramStart"/>
             <w:r>
               <w:t>{{</w:t>
             </w:r>
             <w:r>
               <w:t xml:space="preserve"> </w:t>
             </w:r>
-            <w:r>
-              <w:rPr>
-                <w:rFonts w:ascii="Tahoma" w:hAnsi="Tahoma" w:cs="Tahoma"/>
-                <w:sz w:val="18"/>
-                <w:szCs w:val="18"/>
-              </w:rPr>
-              <w:t>storage_facility</w:t>
-            </w:r>
+            <w:proofErr w:type="spellStart"/>
+            <w:r>
+              <w:rPr>
+                <w:rFonts w:ascii="Tahoma" w:hAnsi="Tahoma" w:cs="Tahoma"/>
+                <w:sz w:val="18"/>
+                <w:szCs w:val="18"/>
+              </w:rPr>
+              <w:t>storage</w:t>
+            </w:r>
+            <w:proofErr w:type="gramEnd"/>
+            <w:r>
+              <w:rPr>
+                <w:rFonts w:ascii="Tahoma" w:hAnsi="Tahoma" w:cs="Tahoma"/>
+                <w:sz w:val="18"/>
+                <w:szCs w:val="18"/>
+              </w:rPr>
+              <w:t>_facility</w:t>
+            </w:r>
+            <w:proofErr w:type="spellEnd"/>
             <w:r>
               <w:rPr>
                 <w:rFonts w:ascii="Tahoma" w:hAnsi="Tahoma" w:cs="Tahoma"/>
@@ -12445,20 +13129,32 @@
                 <w:szCs w:val="18"/>
               </w:rPr>
             </w:pPr>
+            <w:proofErr w:type="gramStart"/>
             <w:r>
               <w:t>{{</w:t>
             </w:r>
             <w:r>
               <w:t xml:space="preserve"> </w:t>
             </w:r>
-            <w:r>
-              <w:rPr>
-                <w:rFonts w:ascii="Tahoma" w:hAnsi="Tahoma" w:cs="Tahoma"/>
-                <w:sz w:val="18"/>
-                <w:szCs w:val="18"/>
-              </w:rPr>
-              <w:t>sterilizer_used</w:t>
-            </w:r>
+            <w:proofErr w:type="spellStart"/>
+            <w:r>
+              <w:rPr>
+                <w:rFonts w:ascii="Tahoma" w:hAnsi="Tahoma" w:cs="Tahoma"/>
+                <w:sz w:val="18"/>
+                <w:szCs w:val="18"/>
+              </w:rPr>
+              <w:t>sterilizer</w:t>
+            </w:r>
+            <w:proofErr w:type="gramEnd"/>
+            <w:r>
+              <w:rPr>
+                <w:rFonts w:ascii="Tahoma" w:hAnsi="Tahoma" w:cs="Tahoma"/>
+                <w:sz w:val="18"/>
+                <w:szCs w:val="18"/>
+              </w:rPr>
+              <w:t>_used</w:t>
+            </w:r>
+            <w:proofErr w:type="spellEnd"/>
             <w:r>
               <w:rPr>
                 <w:rFonts w:ascii="Tahoma" w:hAnsi="Tahoma" w:cs="Tahoma"/>
@@ -12594,20 +13290,32 @@
                 <w:szCs w:val="18"/>
               </w:rPr>
             </w:pPr>
+            <w:proofErr w:type="gramStart"/>
             <w:r>
               <w:t>{{</w:t>
             </w:r>
             <w:r>
               <w:t xml:space="preserve"> </w:t>
             </w:r>
-            <w:r>
-              <w:rPr>
-                <w:rFonts w:ascii="Tahoma" w:hAnsi="Tahoma" w:cs="Tahoma"/>
-                <w:sz w:val="18"/>
-                <w:szCs w:val="18"/>
-              </w:rPr>
-              <w:t>good_sanitary</w:t>
-            </w:r>
+            <w:proofErr w:type="spellStart"/>
+            <w:r>
+              <w:rPr>
+                <w:rFonts w:ascii="Tahoma" w:hAnsi="Tahoma" w:cs="Tahoma"/>
+                <w:sz w:val="18"/>
+                <w:szCs w:val="18"/>
+              </w:rPr>
+              <w:t>good</w:t>
+            </w:r>
+            <w:proofErr w:type="gramEnd"/>
+            <w:r>
+              <w:rPr>
+                <w:rFonts w:ascii="Tahoma" w:hAnsi="Tahoma" w:cs="Tahoma"/>
+                <w:sz w:val="18"/>
+                <w:szCs w:val="18"/>
+              </w:rPr>
+              <w:t>_sanitary</w:t>
+            </w:r>
+            <w:proofErr w:type="spellEnd"/>
             <w:r>
               <w:rPr>
                 <w:rFonts w:ascii="Tahoma" w:hAnsi="Tahoma" w:cs="Tahoma"/>
@@ -12869,6 +13577,7 @@
               </w:rPr>
               <w:t>{{</w:t>
             </w:r>
+            <w:proofErr w:type="spellStart"/>
             <w:r>
               <w:rPr>
                 <w:rFonts w:ascii="Tahoma" w:hAnsi="Tahoma" w:cs="Tahoma"/>
@@ -12876,6 +13585,7 @@
               </w:rPr>
               <w:t>risk_rating</w:t>
             </w:r>
+            <w:proofErr w:type="spellEnd"/>
             <w:r>
               <w:rPr>
                 <w:rFonts w:ascii="Tahoma" w:hAnsi="Tahoma" w:cs="Tahoma"/>
@@ -12928,6 +13638,7 @@
                 <w:szCs w:val="18"/>
               </w:rPr>
             </w:pPr>
+            <w:proofErr w:type="gramStart"/>
             <w:r>
               <w:rPr>
                 <w:rFonts w:ascii="Tahoma" w:hAnsi="Tahoma" w:cs="Tahoma"/>
@@ -12952,7 +13663,17 @@
                 <w:sz w:val="18"/>
                 <w:szCs w:val="18"/>
               </w:rPr>
-              <w:t xml:space="preserve">recommendations003 </w:t>
+              <w:t>recommendations</w:t>
+            </w:r>
+            <w:proofErr w:type="gramEnd"/>
+            <w:r>
+              <w:rPr>
+                <w:rFonts w:ascii="Tahoma" w:hAnsi="Tahoma" w:cs="Tahoma"/>
+                <w:bCs/>
+                <w:sz w:val="18"/>
+                <w:szCs w:val="18"/>
+              </w:rPr>
+              <w:t xml:space="preserve">003 </w:t>
             </w:r>
             <w:r>
               <w:rPr>
@@ -13035,6 +13756,7 @@
               </w:rPr>
               <w:t>{{</w:t>
             </w:r>
+            <w:proofErr w:type="spellStart"/>
             <w:r>
               <w:rPr>
                 <w:rFonts w:ascii="Tahoma" w:hAnsi="Tahoma" w:cs="Tahoma"/>
@@ -13044,6 +13766,7 @@
               </w:rPr>
               <w:t>other_action_taken</w:t>
             </w:r>
+            <w:proofErr w:type="spellEnd"/>
             <w:r>
               <w:rPr>
                 <w:rFonts w:ascii="Tahoma" w:hAnsi="Tahoma" w:cs="Tahoma"/>
@@ -13093,6 +13816,7 @@
                 <w:b/>
               </w:rPr>
             </w:pPr>
+            <w:proofErr w:type="gramStart"/>
             <w:r>
               <w:rPr>
                 <w:rFonts w:ascii="Tahoma" w:hAnsi="Tahoma" w:cs="Tahoma"/>
@@ -13103,6 +13827,7 @@
             <w:r>
               <w:t xml:space="preserve"> </w:t>
             </w:r>
+            <w:proofErr w:type="spellStart"/>
             <w:r>
               <w:rPr>
                 <w:rFonts w:ascii="Tahoma" w:hAnsi="Tahoma" w:cs="Tahoma"/>
@@ -13110,6 +13835,8 @@
               </w:rPr>
               <w:t>recomm</w:t>
             </w:r>
+            <w:proofErr w:type="spellEnd"/>
+            <w:proofErr w:type="gramEnd"/>
             <w:r>
               <w:rPr>
                 <w:rFonts w:ascii="Tahoma" w:hAnsi="Tahoma" w:cs="Tahoma"/>
@@ -13321,6 +14048,7 @@
         </w:rPr>
         <w:t>{{</w:t>
       </w:r>
+      <w:proofErr w:type="spellStart"/>
       <w:r>
         <w:rPr>
           <w:rFonts w:ascii="Tahoma" w:hAnsi="Tahoma" w:cs="Tahoma"/>
@@ -13328,6 +14056,7 @@
         </w:rPr>
         <w:t>MunicName</w:t>
       </w:r>
+      <w:proofErr w:type="spellEnd"/>
       <w:r>
         <w:rPr>
           <w:rFonts w:ascii="Tahoma" w:hAnsi="Tahoma" w:cs="Tahoma"/>
@@ -13508,6 +14237,7 @@
               </w:rPr>
               <w:t>)039 -834 5516;(</w:t>
             </w:r>
+            <w:proofErr w:type="gramStart"/>
             <w:r>
               <w:rPr>
                 <w:rFonts w:ascii="Tahoma" w:hAnsi="Tahoma" w:cs="Tahoma"/>
@@ -13533,13 +14263,23 @@
             <w:r>
               <w:t xml:space="preserve"> </w:t>
             </w:r>
+            <w:proofErr w:type="spellStart"/>
             <w:r>
               <w:rPr>
                 <w:rFonts w:ascii="Tahoma" w:hAnsi="Tahoma" w:cs="Tahoma"/>
                 <w:i/>
               </w:rPr>
-              <w:t>telephone_no</w:t>
-            </w:r>
+              <w:t>telephone</w:t>
+            </w:r>
+            <w:proofErr w:type="gramEnd"/>
+            <w:r>
+              <w:rPr>
+                <w:rFonts w:ascii="Tahoma" w:hAnsi="Tahoma" w:cs="Tahoma"/>
+                <w:i/>
+              </w:rPr>
+              <w:t>_no</w:t>
+            </w:r>
+            <w:proofErr w:type="spellEnd"/>
             <w:r>
               <w:rPr>
                 <w:rFonts w:ascii="Tahoma" w:hAnsi="Tahoma" w:cs="Tahoma"/>
@@ -13571,6 +14311,7 @@
               </w:rPr>
               <w:t>{{</w:t>
             </w:r>
+            <w:proofErr w:type="spellStart"/>
             <w:r>
               <w:rPr>
                 <w:rFonts w:ascii="Tahoma" w:hAnsi="Tahoma" w:cs="Tahoma"/>
@@ -13578,6 +14319,7 @@
               </w:rPr>
               <w:t>email_address</w:t>
             </w:r>
+            <w:proofErr w:type="spellEnd"/>
             <w:r>
               <w:rPr>
                 <w:rFonts w:ascii="Tahoma" w:hAnsi="Tahoma" w:cs="Tahoma"/>
